--- a/ppt_shipbuilding/造船行业智能体合作方案书.docx
+++ b/ppt_shipbuilding/造船行业智能体合作方案书.docx
@@ -1893,7 +1893,1660 @@
           <w:color w:val="0B2545"/>
           <w:sz w:val="30"/>
         </w:rPr>
-        <w:t>五、三类核心能力抓手</w:t>
+        <w:t>五、生产排产决策深化：突破造船核心瓶颈</w:t>
+      </w:r>
+    </w:p>
+    <w:p>
+      <w:pPr>
+        <w:spacing w:after="120"/>
+      </w:pPr>
+      <w:r>
+        <w:rPr>
+          <w:rFonts w:ascii="Microsoft YaHei" w:hAnsi="Microsoft YaHei" w:eastAsia="Microsoft YaHei"/>
+          <w:b w:val="0"/>
+          <w:color w:val="0F172A"/>
+          <w:sz w:val="22"/>
+        </w:rPr>
+        <w:t>通用 APS / MES 在船厂「水土不服」，根因不在算力，而在它照搬离散制造逻辑，不懂造船特有的生产约束。智衍的做法不是再做一个排产引擎，而是在既有 ERP / MES 之上叠加一层「懂造船约束的实时决策脑」——把排产从「一次排定」升级为「动态再平衡」，把决策权留在人手里、把判断与预案交给分身。</w:t>
+      </w:r>
+    </w:p>
+    <w:p>
+      <w:pPr>
+        <w:spacing w:after="80"/>
+      </w:pPr>
+      <w:r>
+        <w:rPr>
+          <w:rFonts w:ascii="Microsoft YaHei" w:hAnsi="Microsoft YaHei" w:eastAsia="Microsoft YaHei"/>
+          <w:b/>
+          <w:color w:val="0B2545"/>
+          <w:sz w:val="25"/>
+        </w:rPr>
+        <w:t>5.1 造船排产五大结构性约束</w:t>
+      </w:r>
+    </w:p>
+    <w:tbl>
+      <w:tblPr>
+        <w:tblStyle w:val="TableGrid"/>
+        <w:tblW w:type="auto" w:w="0"/>
+        <w:jc w:val="center"/>
+        <w:tblLook w:firstColumn="1" w:firstRow="1" w:lastColumn="0" w:lastRow="0" w:noHBand="0" w:noVBand="1" w:val="04A0"/>
+      </w:tblPr>
+      <w:tblGrid>
+        <w:gridCol w:w="3022"/>
+        <w:gridCol w:w="3022"/>
+        <w:gridCol w:w="3022"/>
+      </w:tblGrid>
+      <w:tr>
+        <w:tc>
+          <w:tcPr>
+            <w:tcW w:type="dxa" w:w="1928"/>
+            <w:shd w:val="clear" w:color="auto" w:fill="0B2545"/>
+          </w:tcPr>
+          <w:p>
+            <w:pPr>
+              <w:jc w:val="center"/>
+            </w:pPr>
+            <w:r/>
+            <w:r>
+              <w:rPr>
+                <w:rFonts w:ascii="Microsoft YaHei" w:hAnsi="Microsoft YaHei" w:eastAsia="Microsoft YaHei"/>
+                <w:b/>
+                <w:color w:val="FFFFFF"/>
+                <w:sz w:val="22"/>
+              </w:rPr>
+              <w:t>约束维度</w:t>
+            </w:r>
+          </w:p>
+        </w:tc>
+        <w:tc>
+          <w:tcPr>
+            <w:tcW w:type="dxa" w:w="3402"/>
+            <w:shd w:val="clear" w:color="auto" w:fill="0B2545"/>
+          </w:tcPr>
+          <w:p>
+            <w:pPr>
+              <w:jc w:val="center"/>
+            </w:pPr>
+            <w:r/>
+            <w:r>
+              <w:rPr>
+                <w:rFonts w:ascii="Microsoft YaHei" w:hAnsi="Microsoft YaHei" w:eastAsia="Microsoft YaHei"/>
+                <w:b/>
+                <w:color w:val="FFFFFF"/>
+                <w:sz w:val="22"/>
+              </w:rPr>
+              <w:t>造船现场特征</w:t>
+            </w:r>
+          </w:p>
+        </w:tc>
+        <w:tc>
+          <w:tcPr>
+            <w:tcW w:type="dxa" w:w="3402"/>
+            <w:shd w:val="clear" w:color="auto" w:fill="0B2545"/>
+          </w:tcPr>
+          <w:p>
+            <w:pPr>
+              <w:jc w:val="center"/>
+            </w:pPr>
+            <w:r/>
+            <w:r>
+              <w:rPr>
+                <w:rFonts w:ascii="Microsoft YaHei" w:hAnsi="Microsoft YaHei" w:eastAsia="Microsoft YaHei"/>
+                <w:b/>
+                <w:color w:val="FFFFFF"/>
+                <w:sz w:val="22"/>
+              </w:rPr>
+              <w:t>通用 APS / MES 短板</w:t>
+            </w:r>
+          </w:p>
+        </w:tc>
+      </w:tr>
+      <w:tr>
+        <w:tc>
+          <w:tcPr>
+            <w:tcW w:type="dxa" w:w="1928"/>
+          </w:tcPr>
+          <w:p>
+            <w:pPr>
+              <w:jc w:val="left"/>
+            </w:pPr>
+            <w:r>
+              <w:rPr>
+                <w:rFonts w:ascii="Microsoft YaHei" w:hAnsi="Microsoft YaHei" w:eastAsia="Microsoft YaHei"/>
+                <w:b/>
+                <w:color w:val="0B2545"/>
+                <w:sz w:val="21"/>
+              </w:rPr>
+            </w:r>
+            <w:r>
+              <w:rPr>
+                <w:rFonts w:ascii="Microsoft YaHei" w:hAnsi="Microsoft YaHei" w:eastAsia="Microsoft YaHei"/>
+                <w:b w:val="0"/>
+                <w:color w:val="0F172A"/>
+                <w:sz w:val="21"/>
+              </w:rPr>
+              <w:t>船坞是唯一瓶颈</w:t>
+            </w:r>
+          </w:p>
+        </w:tc>
+        <w:tc>
+          <w:tcPr>
+            <w:tcW w:type="dxa" w:w="3402"/>
+          </w:tcPr>
+          <w:p>
+            <w:pPr>
+              <w:jc w:val="left"/>
+            </w:pPr>
+            <w:r/>
+            <w:r>
+              <w:rPr>
+                <w:rFonts w:ascii="Microsoft YaHei" w:hAnsi="Microsoft YaHei" w:eastAsia="Microsoft YaHei"/>
+                <w:b w:val="0"/>
+                <w:color w:val="0F172A"/>
+                <w:sz w:val="21"/>
+              </w:rPr>
+              <w:t>总段合拢→下水→码头周期，坞期延误沿关键路径连锁放大</w:t>
+            </w:r>
+          </w:p>
+        </w:tc>
+        <w:tc>
+          <w:tcPr>
+            <w:tcW w:type="dxa" w:w="3402"/>
+          </w:tcPr>
+          <w:p>
+            <w:pPr>
+              <w:jc w:val="left"/>
+            </w:pPr>
+            <w:r/>
+            <w:r>
+              <w:rPr>
+                <w:rFonts w:ascii="Microsoft YaHei" w:hAnsi="Microsoft YaHei" w:eastAsia="Microsoft YaHei"/>
+                <w:b w:val="0"/>
+                <w:color w:val="0F172A"/>
+                <w:sz w:val="21"/>
+              </w:rPr>
+              <w:t>把船坞当普通资源，缺关键路径闸门建模</w:t>
+            </w:r>
+          </w:p>
+        </w:tc>
+      </w:tr>
+      <w:tr>
+        <w:tc>
+          <w:tcPr>
+            <w:tcW w:type="dxa" w:w="1928"/>
+          </w:tcPr>
+          <w:p>
+            <w:pPr>
+              <w:jc w:val="left"/>
+            </w:pPr>
+            <w:r>
+              <w:rPr>
+                <w:rFonts w:ascii="Microsoft YaHei" w:hAnsi="Microsoft YaHei" w:eastAsia="Microsoft YaHei"/>
+                <w:b/>
+                <w:color w:val="0B2545"/>
+                <w:sz w:val="21"/>
+              </w:rPr>
+            </w:r>
+            <w:r>
+              <w:rPr>
+                <w:rFonts w:ascii="Microsoft YaHei" w:hAnsi="Microsoft YaHei" w:eastAsia="Microsoft YaHei"/>
+                <w:b w:val="0"/>
+                <w:color w:val="0F172A"/>
+                <w:sz w:val="21"/>
+              </w:rPr>
+              <w:t>壳舾涂一体化</w:t>
+            </w:r>
+          </w:p>
+        </w:tc>
+        <w:tc>
+          <w:tcPr>
+            <w:tcW w:type="dxa" w:w="3402"/>
+          </w:tcPr>
+          <w:p>
+            <w:pPr>
+              <w:jc w:val="left"/>
+            </w:pPr>
+            <w:r/>
+            <w:r>
+              <w:rPr>
+                <w:rFonts w:ascii="Microsoft YaHei" w:hAnsi="Microsoft YaHei" w:eastAsia="Microsoft YaHei"/>
+                <w:b w:val="0"/>
+                <w:color w:val="0F172A"/>
+                <w:sz w:val="21"/>
+              </w:rPr>
+              <w:t>先行预舾装使舾装前移，串行变并行</w:t>
+            </w:r>
+          </w:p>
+        </w:tc>
+        <w:tc>
+          <w:tcPr>
+            <w:tcW w:type="dxa" w:w="3402"/>
+          </w:tcPr>
+          <w:p>
+            <w:pPr>
+              <w:jc w:val="left"/>
+            </w:pPr>
+            <w:r/>
+            <w:r>
+              <w:rPr>
+                <w:rFonts w:ascii="Microsoft YaHei" w:hAnsi="Microsoft YaHei" w:eastAsia="Microsoft YaHei"/>
+                <w:b w:val="0"/>
+                <w:color w:val="0F172A"/>
+                <w:sz w:val="21"/>
+              </w:rPr>
+              <w:t>照搬串行工序，不懂先行 / 后行语义</w:t>
+            </w:r>
+          </w:p>
+        </w:tc>
+      </w:tr>
+      <w:tr>
+        <w:tc>
+          <w:tcPr>
+            <w:tcW w:type="dxa" w:w="1928"/>
+          </w:tcPr>
+          <w:p>
+            <w:pPr>
+              <w:jc w:val="left"/>
+            </w:pPr>
+            <w:r>
+              <w:rPr>
+                <w:rFonts w:ascii="Microsoft YaHei" w:hAnsi="Microsoft YaHei" w:eastAsia="Microsoft YaHei"/>
+                <w:b/>
+                <w:color w:val="0B2545"/>
+                <w:sz w:val="21"/>
+              </w:rPr>
+            </w:r>
+            <w:r>
+              <w:rPr>
+                <w:rFonts w:ascii="Microsoft YaHei" w:hAnsi="Microsoft YaHei" w:eastAsia="Microsoft YaHei"/>
+                <w:b w:val="0"/>
+                <w:color w:val="0F172A"/>
+                <w:sz w:val="21"/>
+              </w:rPr>
+              <w:t>托盘齐套耦合</w:t>
+            </w:r>
+          </w:p>
+        </w:tc>
+        <w:tc>
+          <w:tcPr>
+            <w:tcW w:type="dxa" w:w="3402"/>
+          </w:tcPr>
+          <w:p>
+            <w:pPr>
+              <w:jc w:val="left"/>
+            </w:pPr>
+            <w:r/>
+            <w:r>
+              <w:rPr>
+                <w:rFonts w:ascii="Microsoft YaHei" w:hAnsi="Microsoft YaHei" w:eastAsia="Microsoft YaHei"/>
+                <w:b w:val="0"/>
+                <w:color w:val="0F172A"/>
+                <w:sz w:val="21"/>
+              </w:rPr>
+              <w:t>后行窝工约八成源于托盘不齐，而非工人不足</w:t>
+            </w:r>
+          </w:p>
+        </w:tc>
+        <w:tc>
+          <w:tcPr>
+            <w:tcW w:type="dxa" w:w="3402"/>
+          </w:tcPr>
+          <w:p>
+            <w:pPr>
+              <w:jc w:val="left"/>
+            </w:pPr>
+            <w:r/>
+            <w:r>
+              <w:rPr>
+                <w:rFonts w:ascii="Microsoft YaHei" w:hAnsi="Microsoft YaHei" w:eastAsia="Microsoft YaHei"/>
+                <w:b w:val="0"/>
+                <w:color w:val="0F172A"/>
+                <w:sz w:val="21"/>
+              </w:rPr>
+              <w:t>只排工时，不排物料–工序耦合</w:t>
+            </w:r>
+          </w:p>
+        </w:tc>
+      </w:tr>
+      <w:tr>
+        <w:tc>
+          <w:tcPr>
+            <w:tcW w:type="dxa" w:w="1928"/>
+          </w:tcPr>
+          <w:p>
+            <w:pPr>
+              <w:jc w:val="left"/>
+            </w:pPr>
+            <w:r>
+              <w:rPr>
+                <w:rFonts w:ascii="Microsoft YaHei" w:hAnsi="Microsoft YaHei" w:eastAsia="Microsoft YaHei"/>
+                <w:b/>
+                <w:color w:val="0B2545"/>
+                <w:sz w:val="21"/>
+              </w:rPr>
+            </w:r>
+            <w:r>
+              <w:rPr>
+                <w:rFonts w:ascii="Microsoft YaHei" w:hAnsi="Microsoft YaHei" w:eastAsia="Microsoft YaHei"/>
+                <w:b w:val="0"/>
+                <w:color w:val="0F172A"/>
+                <w:sz w:val="21"/>
+              </w:rPr>
+              <w:t>多项目并行</w:t>
+            </w:r>
+          </w:p>
+        </w:tc>
+        <w:tc>
+          <w:tcPr>
+            <w:tcW w:type="dxa" w:w="3402"/>
+          </w:tcPr>
+          <w:p>
+            <w:pPr>
+              <w:jc w:val="left"/>
+            </w:pPr>
+            <w:r/>
+            <w:r>
+              <w:rPr>
+                <w:rFonts w:ascii="Microsoft YaHei" w:hAnsi="Microsoft YaHei" w:eastAsia="Microsoft YaHei"/>
+                <w:b w:val="0"/>
+                <w:color w:val="0F172A"/>
+                <w:sz w:val="21"/>
+              </w:rPr>
+              <w:t>同一船坞 / 同一批焊工同时服务 3–5 艘不同船型</w:t>
+            </w:r>
+          </w:p>
+        </w:tc>
+        <w:tc>
+          <w:tcPr>
+            <w:tcW w:type="dxa" w:w="3402"/>
+          </w:tcPr>
+          <w:p>
+            <w:pPr>
+              <w:jc w:val="left"/>
+            </w:pPr>
+            <w:r/>
+            <w:r>
+              <w:rPr>
+                <w:rFonts w:ascii="Microsoft YaHei" w:hAnsi="Microsoft YaHei" w:eastAsia="Microsoft YaHei"/>
+                <w:b w:val="0"/>
+                <w:color w:val="0F172A"/>
+                <w:sz w:val="21"/>
+              </w:rPr>
+              <w:t>单项目优化，缺跨船型资源冲突消解</w:t>
+            </w:r>
+          </w:p>
+        </w:tc>
+      </w:tr>
+      <w:tr>
+        <w:tc>
+          <w:tcPr>
+            <w:tcW w:type="dxa" w:w="1928"/>
+          </w:tcPr>
+          <w:p>
+            <w:pPr>
+              <w:jc w:val="left"/>
+            </w:pPr>
+            <w:r>
+              <w:rPr>
+                <w:rFonts w:ascii="Microsoft YaHei" w:hAnsi="Microsoft YaHei" w:eastAsia="Microsoft YaHei"/>
+                <w:b/>
+                <w:color w:val="0B2545"/>
+                <w:sz w:val="21"/>
+              </w:rPr>
+            </w:r>
+            <w:r>
+              <w:rPr>
+                <w:rFonts w:ascii="Microsoft YaHei" w:hAnsi="Microsoft YaHei" w:eastAsia="Microsoft YaHei"/>
+                <w:b w:val="0"/>
+                <w:color w:val="0F172A"/>
+                <w:sz w:val="21"/>
+              </w:rPr>
+              <w:t>设计变更高频</w:t>
+            </w:r>
+          </w:p>
+        </w:tc>
+        <w:tc>
+          <w:tcPr>
+            <w:tcW w:type="dxa" w:w="3402"/>
+          </w:tcPr>
+          <w:p>
+            <w:pPr>
+              <w:jc w:val="left"/>
+            </w:pPr>
+            <w:r/>
+            <w:r>
+              <w:rPr>
+                <w:rFonts w:ascii="Microsoft YaHei" w:hAnsi="Microsoft YaHei" w:eastAsia="Microsoft YaHei"/>
+                <w:b w:val="0"/>
+                <w:color w:val="0F172A"/>
+                <w:sz w:val="21"/>
+              </w:rPr>
+              <w:t>ECN 频繁，计划脆弱</w:t>
+            </w:r>
+          </w:p>
+        </w:tc>
+        <w:tc>
+          <w:tcPr>
+            <w:tcW w:type="dxa" w:w="3402"/>
+          </w:tcPr>
+          <w:p>
+            <w:pPr>
+              <w:jc w:val="left"/>
+            </w:pPr>
+            <w:r/>
+            <w:r>
+              <w:rPr>
+                <w:rFonts w:ascii="Microsoft YaHei" w:hAnsi="Microsoft YaHei" w:eastAsia="Microsoft YaHei"/>
+                <w:b w:val="0"/>
+                <w:color w:val="0F172A"/>
+                <w:sz w:val="21"/>
+              </w:rPr>
+              <w:t>一次排定，无动态再平衡机制</w:t>
+            </w:r>
+          </w:p>
+        </w:tc>
+      </w:tr>
+    </w:tbl>
+    <w:p>
+      <w:pPr>
+        <w:spacing w:after="80"/>
+      </w:pPr>
+      <w:r>
+        <w:rPr>
+          <w:rFonts w:ascii="Microsoft YaHei" w:hAnsi="Microsoft YaHei" w:eastAsia="Microsoft YaHei"/>
+          <w:b/>
+          <w:color w:val="0B2545"/>
+          <w:sz w:val="25"/>
+        </w:rPr>
+        <w:t>5.2 五类排产决策智能体</w:t>
+      </w:r>
+    </w:p>
+    <w:p>
+      <w:pPr>
+        <w:spacing w:after="80"/>
+      </w:pPr>
+      <w:r>
+        <w:rPr>
+          <w:rFonts w:ascii="Microsoft YaHei" w:hAnsi="Microsoft YaHei" w:eastAsia="Microsoft YaHei"/>
+          <w:b w:val="0"/>
+          <w:color w:val="0F172A"/>
+          <w:sz w:val="22"/>
+        </w:rPr>
+        <w:t>与上述约束一一对应，智衍在造船行业 manifest 内嵌五类排产决策智能体，由既有九类智能体提供事实底座（设备健康、一次合格率、设计变更等），不重复造轮子：</w:t>
+      </w:r>
+    </w:p>
+    <w:tbl>
+      <w:tblPr>
+        <w:tblStyle w:val="TableGrid"/>
+        <w:tblW w:type="auto" w:w="0"/>
+        <w:jc w:val="center"/>
+        <w:tblLook w:firstColumn="1" w:firstRow="1" w:lastColumn="0" w:lastRow="0" w:noHBand="0" w:noVBand="1" w:val="04A0"/>
+      </w:tblPr>
+      <w:tblGrid>
+        <w:gridCol w:w="2266"/>
+        <w:gridCol w:w="2266"/>
+        <w:gridCol w:w="2266"/>
+        <w:gridCol w:w="2266"/>
+      </w:tblGrid>
+      <w:tr>
+        <w:tc>
+          <w:tcPr>
+            <w:tcW w:type="dxa" w:w="2041"/>
+            <w:shd w:val="clear" w:color="auto" w:fill="0B2545"/>
+          </w:tcPr>
+          <w:p>
+            <w:pPr>
+              <w:jc w:val="center"/>
+            </w:pPr>
+            <w:r/>
+            <w:r>
+              <w:rPr>
+                <w:rFonts w:ascii="Microsoft YaHei" w:hAnsi="Microsoft YaHei" w:eastAsia="Microsoft YaHei"/>
+                <w:b/>
+                <w:color w:val="FFFFFF"/>
+                <w:sz w:val="22"/>
+              </w:rPr>
+              <w:t>排产智能体</w:t>
+            </w:r>
+          </w:p>
+        </w:tc>
+        <w:tc>
+          <w:tcPr>
+            <w:tcW w:type="dxa" w:w="2835"/>
+            <w:shd w:val="clear" w:color="auto" w:fill="0B2545"/>
+          </w:tcPr>
+          <w:p>
+            <w:pPr>
+              <w:jc w:val="center"/>
+            </w:pPr>
+            <w:r/>
+            <w:r>
+              <w:rPr>
+                <w:rFonts w:ascii="Microsoft YaHei" w:hAnsi="Microsoft YaHei" w:eastAsia="Microsoft YaHei"/>
+                <w:b/>
+                <w:color w:val="FFFFFF"/>
+                <w:sz w:val="22"/>
+              </w:rPr>
+              <w:t>输入</w:t>
+            </w:r>
+          </w:p>
+        </w:tc>
+        <w:tc>
+          <w:tcPr>
+            <w:tcW w:type="dxa" w:w="2835"/>
+            <w:shd w:val="clear" w:color="auto" w:fill="0B2545"/>
+          </w:tcPr>
+          <w:p>
+            <w:pPr>
+              <w:jc w:val="center"/>
+            </w:pPr>
+            <w:r/>
+            <w:r>
+              <w:rPr>
+                <w:rFonts w:ascii="Microsoft YaHei" w:hAnsi="Microsoft YaHei" w:eastAsia="Microsoft YaHei"/>
+                <w:b/>
+                <w:color w:val="FFFFFF"/>
+                <w:sz w:val="22"/>
+              </w:rPr>
+              <w:t>输出 / 决策支撑</w:t>
+            </w:r>
+          </w:p>
+        </w:tc>
+        <w:tc>
+          <w:tcPr>
+            <w:tcW w:type="dxa" w:w="1587"/>
+            <w:shd w:val="clear" w:color="auto" w:fill="0B2545"/>
+          </w:tcPr>
+          <w:p>
+            <w:pPr>
+              <w:jc w:val="center"/>
+            </w:pPr>
+            <w:r/>
+            <w:r>
+              <w:rPr>
+                <w:rFonts w:ascii="Microsoft YaHei" w:hAnsi="Microsoft YaHei" w:eastAsia="Microsoft YaHei"/>
+                <w:b/>
+                <w:color w:val="FFFFFF"/>
+                <w:sz w:val="22"/>
+              </w:rPr>
+              <w:t>价值落点</w:t>
+            </w:r>
+          </w:p>
+        </w:tc>
+      </w:tr>
+      <w:tr>
+        <w:tc>
+          <w:tcPr>
+            <w:tcW w:type="dxa" w:w="2041"/>
+          </w:tcPr>
+          <w:p>
+            <w:pPr>
+              <w:jc w:val="left"/>
+            </w:pPr>
+            <w:r>
+              <w:rPr>
+                <w:rFonts w:ascii="Microsoft YaHei" w:hAnsi="Microsoft YaHei" w:eastAsia="Microsoft YaHei"/>
+                <w:b/>
+                <w:color w:val="0B2545"/>
+                <w:sz w:val="21"/>
+              </w:rPr>
+            </w:r>
+            <w:r>
+              <w:rPr>
+                <w:rFonts w:ascii="Microsoft YaHei" w:hAnsi="Microsoft YaHei" w:eastAsia="Microsoft YaHei"/>
+                <w:b w:val="0"/>
+                <w:color w:val="0F172A"/>
+                <w:sz w:val="21"/>
+              </w:rPr>
+              <w:t>多项目负荷均衡 Agent</w:t>
+            </w:r>
+          </w:p>
+        </w:tc>
+        <w:tc>
+          <w:tcPr>
+            <w:tcW w:type="dxa" w:w="2835"/>
+          </w:tcPr>
+          <w:p>
+            <w:pPr>
+              <w:jc w:val="left"/>
+            </w:pPr>
+            <w:r/>
+            <w:r>
+              <w:rPr>
+                <w:rFonts w:ascii="Microsoft YaHei" w:hAnsi="Microsoft YaHei" w:eastAsia="Microsoft YaHei"/>
+                <w:b w:val="0"/>
+                <w:color w:val="0F172A"/>
+                <w:sz w:val="21"/>
+              </w:rPr>
+              <w:t>MES 工单进度 + 设备 OEE + 工种排班</w:t>
+            </w:r>
+          </w:p>
+        </w:tc>
+        <w:tc>
+          <w:tcPr>
+            <w:tcW w:type="dxa" w:w="2835"/>
+          </w:tcPr>
+          <w:p>
+            <w:pPr>
+              <w:jc w:val="left"/>
+            </w:pPr>
+            <w:r/>
+            <w:r>
+              <w:rPr>
+                <w:rFonts w:ascii="Microsoft YaHei" w:hAnsi="Microsoft YaHei" w:eastAsia="Microsoft YaHei"/>
+                <w:b w:val="0"/>
+                <w:color w:val="0F172A"/>
+                <w:sz w:val="21"/>
+              </w:rPr>
+              <w:t>跨船型资源冲突清单与再平衡建议</w:t>
+            </w:r>
+          </w:p>
+        </w:tc>
+        <w:tc>
+          <w:tcPr>
+            <w:tcW w:type="dxa" w:w="1587"/>
+          </w:tcPr>
+          <w:p>
+            <w:pPr>
+              <w:jc w:val="left"/>
+            </w:pPr>
+            <w:r/>
+            <w:r>
+              <w:rPr>
+                <w:rFonts w:ascii="Microsoft YaHei" w:hAnsi="Microsoft YaHei" w:eastAsia="Microsoft YaHei"/>
+                <w:b w:val="0"/>
+                <w:color w:val="0F172A"/>
+                <w:sz w:val="21"/>
+              </w:rPr>
+              <w:t>焊工 / 船坞 / 场地利用率提升</w:t>
+            </w:r>
+          </w:p>
+        </w:tc>
+      </w:tr>
+      <w:tr>
+        <w:tc>
+          <w:tcPr>
+            <w:tcW w:type="dxa" w:w="2041"/>
+          </w:tcPr>
+          <w:p>
+            <w:pPr>
+              <w:jc w:val="left"/>
+            </w:pPr>
+            <w:r>
+              <w:rPr>
+                <w:rFonts w:ascii="Microsoft YaHei" w:hAnsi="Microsoft YaHei" w:eastAsia="Microsoft YaHei"/>
+                <w:b/>
+                <w:color w:val="0B2545"/>
+                <w:sz w:val="21"/>
+              </w:rPr>
+            </w:r>
+            <w:r>
+              <w:rPr>
+                <w:rFonts w:ascii="Microsoft YaHei" w:hAnsi="Microsoft YaHei" w:eastAsia="Microsoft YaHei"/>
+                <w:b w:val="0"/>
+                <w:color w:val="0F172A"/>
+                <w:sz w:val="21"/>
+              </w:rPr>
+              <w:t>船坞就绪度预测 Agent</w:t>
+            </w:r>
+          </w:p>
+        </w:tc>
+        <w:tc>
+          <w:tcPr>
+            <w:tcW w:type="dxa" w:w="2835"/>
+          </w:tcPr>
+          <w:p>
+            <w:pPr>
+              <w:jc w:val="left"/>
+            </w:pPr>
+            <w:r/>
+            <w:r>
+              <w:rPr>
+                <w:rFonts w:ascii="Microsoft YaHei" w:hAnsi="Microsoft YaHei" w:eastAsia="Microsoft YaHei"/>
+                <w:b w:val="0"/>
+                <w:color w:val="0F172A"/>
+                <w:sz w:val="21"/>
+              </w:rPr>
+              <w:t>分段完成度 + 托盘齐套率 + 涂装状态</w:t>
+            </w:r>
+          </w:p>
+        </w:tc>
+        <w:tc>
+          <w:tcPr>
+            <w:tcW w:type="dxa" w:w="2835"/>
+          </w:tcPr>
+          <w:p>
+            <w:pPr>
+              <w:jc w:val="left"/>
+            </w:pPr>
+            <w:r/>
+            <w:r>
+              <w:rPr>
+                <w:rFonts w:ascii="Microsoft YaHei" w:hAnsi="Microsoft YaHei" w:eastAsia="Microsoft YaHei"/>
+                <w:b w:val="0"/>
+                <w:color w:val="0F172A"/>
+                <w:sz w:val="21"/>
+              </w:rPr>
+              <w:t>下水时点预测与偏差预警</w:t>
+            </w:r>
+          </w:p>
+        </w:tc>
+        <w:tc>
+          <w:tcPr>
+            <w:tcW w:type="dxa" w:w="1587"/>
+          </w:tcPr>
+          <w:p>
+            <w:pPr>
+              <w:jc w:val="left"/>
+            </w:pPr>
+            <w:r/>
+            <w:r>
+              <w:rPr>
+                <w:rFonts w:ascii="Microsoft YaHei" w:hAnsi="Microsoft YaHei" w:eastAsia="Microsoft YaHei"/>
+                <w:b w:val="0"/>
+                <w:color w:val="0F172A"/>
+                <w:sz w:val="21"/>
+              </w:rPr>
+              <w:t>坞期延误前置拦截</w:t>
+            </w:r>
+          </w:p>
+        </w:tc>
+      </w:tr>
+      <w:tr>
+        <w:tc>
+          <w:tcPr>
+            <w:tcW w:type="dxa" w:w="2041"/>
+          </w:tcPr>
+          <w:p>
+            <w:pPr>
+              <w:jc w:val="left"/>
+            </w:pPr>
+            <w:r>
+              <w:rPr>
+                <w:rFonts w:ascii="Microsoft YaHei" w:hAnsi="Microsoft YaHei" w:eastAsia="Microsoft YaHei"/>
+                <w:b/>
+                <w:color w:val="0B2545"/>
+                <w:sz w:val="21"/>
+              </w:rPr>
+            </w:r>
+            <w:r>
+              <w:rPr>
+                <w:rFonts w:ascii="Microsoft YaHei" w:hAnsi="Microsoft YaHei" w:eastAsia="Microsoft YaHei"/>
+                <w:b w:val="0"/>
+                <w:color w:val="0F172A"/>
+                <w:sz w:val="21"/>
+              </w:rPr>
+              <w:t>托盘齐套预警 Agent</w:t>
+            </w:r>
+          </w:p>
+        </w:tc>
+        <w:tc>
+          <w:tcPr>
+            <w:tcW w:type="dxa" w:w="2835"/>
+          </w:tcPr>
+          <w:p>
+            <w:pPr>
+              <w:jc w:val="left"/>
+            </w:pPr>
+            <w:r/>
+            <w:r>
+              <w:rPr>
+                <w:rFonts w:ascii="Microsoft YaHei" w:hAnsi="Microsoft YaHei" w:eastAsia="Microsoft YaHei"/>
+                <w:b w:val="0"/>
+                <w:color w:val="0F172A"/>
+                <w:sz w:val="21"/>
+              </w:rPr>
+              <w:t>物料到货 + BOM + 工序计划</w:t>
+            </w:r>
+          </w:p>
+        </w:tc>
+        <w:tc>
+          <w:tcPr>
+            <w:tcW w:type="dxa" w:w="2835"/>
+          </w:tcPr>
+          <w:p>
+            <w:pPr>
+              <w:jc w:val="left"/>
+            </w:pPr>
+            <w:r/>
+            <w:r>
+              <w:rPr>
+                <w:rFonts w:ascii="Microsoft YaHei" w:hAnsi="Microsoft YaHei" w:eastAsia="Microsoft YaHei"/>
+                <w:b w:val="0"/>
+                <w:color w:val="0F172A"/>
+                <w:sz w:val="21"/>
+              </w:rPr>
+              <w:t>后行窝工前置预警与齐套倒计时</w:t>
+            </w:r>
+          </w:p>
+        </w:tc>
+        <w:tc>
+          <w:tcPr>
+            <w:tcW w:type="dxa" w:w="1587"/>
+          </w:tcPr>
+          <w:p>
+            <w:pPr>
+              <w:jc w:val="left"/>
+            </w:pPr>
+            <w:r/>
+            <w:r>
+              <w:rPr>
+                <w:rFonts w:ascii="Microsoft YaHei" w:hAnsi="Microsoft YaHei" w:eastAsia="Microsoft YaHei"/>
+                <w:b w:val="0"/>
+                <w:color w:val="0F172A"/>
+                <w:sz w:val="21"/>
+              </w:rPr>
+              <w:t>后行作业平滑、减少等待</w:t>
+            </w:r>
+          </w:p>
+        </w:tc>
+      </w:tr>
+      <w:tr>
+        <w:tc>
+          <w:tcPr>
+            <w:tcW w:type="dxa" w:w="2041"/>
+          </w:tcPr>
+          <w:p>
+            <w:pPr>
+              <w:jc w:val="left"/>
+            </w:pPr>
+            <w:r>
+              <w:rPr>
+                <w:rFonts w:ascii="Microsoft YaHei" w:hAnsi="Microsoft YaHei" w:eastAsia="Microsoft YaHei"/>
+                <w:b/>
+                <w:color w:val="0B2545"/>
+                <w:sz w:val="21"/>
+              </w:rPr>
+            </w:r>
+            <w:r>
+              <w:rPr>
+                <w:rFonts w:ascii="Microsoft YaHei" w:hAnsi="Microsoft YaHei" w:eastAsia="Microsoft YaHei"/>
+                <w:b w:val="0"/>
+                <w:color w:val="0F172A"/>
+                <w:sz w:val="21"/>
+              </w:rPr>
+              <w:t>节拍偏离监控 Agent</w:t>
+            </w:r>
+          </w:p>
+        </w:tc>
+        <w:tc>
+          <w:tcPr>
+            <w:tcW w:type="dxa" w:w="2835"/>
+          </w:tcPr>
+          <w:p>
+            <w:pPr>
+              <w:jc w:val="left"/>
+            </w:pPr>
+            <w:r/>
+            <w:r>
+              <w:rPr>
+                <w:rFonts w:ascii="Microsoft YaHei" w:hAnsi="Microsoft YaHei" w:eastAsia="Microsoft YaHei"/>
+                <w:b w:val="0"/>
+                <w:color w:val="0F172A"/>
+                <w:sz w:val="21"/>
+              </w:rPr>
+              <w:t>节拍化目标 + 实际节拍数据</w:t>
+            </w:r>
+          </w:p>
+        </w:tc>
+        <w:tc>
+          <w:tcPr>
+            <w:tcW w:type="dxa" w:w="2835"/>
+          </w:tcPr>
+          <w:p>
+            <w:pPr>
+              <w:jc w:val="left"/>
+            </w:pPr>
+            <w:r/>
+            <w:r>
+              <w:rPr>
+                <w:rFonts w:ascii="Microsoft YaHei" w:hAnsi="Microsoft YaHei" w:eastAsia="Microsoft YaHei"/>
+                <w:b w:val="0"/>
+                <w:color w:val="0F172A"/>
+                <w:sz w:val="21"/>
+              </w:rPr>
+              <w:t>节拍偏离度与根因归因</w:t>
+            </w:r>
+          </w:p>
+        </w:tc>
+        <w:tc>
+          <w:tcPr>
+            <w:tcW w:type="dxa" w:w="1587"/>
+          </w:tcPr>
+          <w:p>
+            <w:pPr>
+              <w:jc w:val="left"/>
+            </w:pPr>
+            <w:r/>
+            <w:r>
+              <w:rPr>
+                <w:rFonts w:ascii="Microsoft YaHei" w:hAnsi="Microsoft YaHei" w:eastAsia="Microsoft YaHei"/>
+                <w:b w:val="0"/>
+                <w:color w:val="0F172A"/>
+                <w:sz w:val="21"/>
+              </w:rPr>
+              <w:t>对标节拍化流水生产</w:t>
+            </w:r>
+          </w:p>
+        </w:tc>
+      </w:tr>
+      <w:tr>
+        <w:tc>
+          <w:tcPr>
+            <w:tcW w:type="dxa" w:w="2041"/>
+          </w:tcPr>
+          <w:p>
+            <w:pPr>
+              <w:jc w:val="left"/>
+            </w:pPr>
+            <w:r>
+              <w:rPr>
+                <w:rFonts w:ascii="Microsoft YaHei" w:hAnsi="Microsoft YaHei" w:eastAsia="Microsoft YaHei"/>
+                <w:b/>
+                <w:color w:val="0B2545"/>
+                <w:sz w:val="21"/>
+              </w:rPr>
+            </w:r>
+            <w:r>
+              <w:rPr>
+                <w:rFonts w:ascii="Microsoft YaHei" w:hAnsi="Microsoft YaHei" w:eastAsia="Microsoft YaHei"/>
+                <w:b w:val="0"/>
+                <w:color w:val="0F172A"/>
+                <w:sz w:val="21"/>
+              </w:rPr>
+              <w:t>What-if 排产推演 Agent</w:t>
+            </w:r>
+          </w:p>
+        </w:tc>
+        <w:tc>
+          <w:tcPr>
+            <w:tcW w:type="dxa" w:w="2835"/>
+          </w:tcPr>
+          <w:p>
+            <w:pPr>
+              <w:jc w:val="left"/>
+            </w:pPr>
+            <w:r/>
+            <w:r>
+              <w:rPr>
+                <w:rFonts w:ascii="Microsoft YaHei" w:hAnsi="Microsoft YaHei" w:eastAsia="Microsoft YaHei"/>
+                <w:b w:val="0"/>
+                <w:color w:val="0F172A"/>
+                <w:sz w:val="21"/>
+              </w:rPr>
+              <w:t>多套排产假设 + 约束参数</w:t>
+            </w:r>
+          </w:p>
+        </w:tc>
+        <w:tc>
+          <w:tcPr>
+            <w:tcW w:type="dxa" w:w="2835"/>
+          </w:tcPr>
+          <w:p>
+            <w:pPr>
+              <w:jc w:val="left"/>
+            </w:pPr>
+            <w:r/>
+            <w:r>
+              <w:rPr>
+                <w:rFonts w:ascii="Microsoft YaHei" w:hAnsi="Microsoft YaHei" w:eastAsia="Microsoft YaHei"/>
+                <w:b w:val="0"/>
+                <w:color w:val="0F172A"/>
+                <w:sz w:val="21"/>
+              </w:rPr>
+              <w:t>改优先级→总坞期连锁影响推演</w:t>
+            </w:r>
+          </w:p>
+        </w:tc>
+        <w:tc>
+          <w:tcPr>
+            <w:tcW w:type="dxa" w:w="1587"/>
+          </w:tcPr>
+          <w:p>
+            <w:pPr>
+              <w:jc w:val="left"/>
+            </w:pPr>
+            <w:r/>
+            <w:r>
+              <w:rPr>
+                <w:rFonts w:ascii="Microsoft YaHei" w:hAnsi="Microsoft YaHei" w:eastAsia="Microsoft YaHei"/>
+                <w:b w:val="0"/>
+                <w:color w:val="0F172A"/>
+                <w:sz w:val="21"/>
+              </w:rPr>
+              <w:t>方案比选、人留终审</w:t>
+            </w:r>
+          </w:p>
+        </w:tc>
+      </w:tr>
+    </w:tbl>
+    <w:p>
+      <w:pPr>
+        <w:spacing w:after="80"/>
+      </w:pPr>
+      <w:r>
+        <w:rPr>
+          <w:rFonts w:ascii="Microsoft YaHei" w:hAnsi="Microsoft YaHei" w:eastAsia="Microsoft YaHei"/>
+          <w:b/>
+          <w:color w:val="0B2545"/>
+          <w:sz w:val="25"/>
+        </w:rPr>
+        <w:t>5.3 决策看板三件套</w:t>
+      </w:r>
+    </w:p>
+    <w:tbl>
+      <w:tblPr>
+        <w:tblStyle w:val="TableGrid"/>
+        <w:tblW w:type="auto" w:w="0"/>
+        <w:jc w:val="center"/>
+        <w:tblLook w:firstColumn="1" w:firstRow="1" w:lastColumn="0" w:lastRow="0" w:noHBand="0" w:noVBand="1" w:val="04A0"/>
+      </w:tblPr>
+      <w:tblGrid>
+        <w:gridCol w:w="3022"/>
+        <w:gridCol w:w="3022"/>
+        <w:gridCol w:w="3022"/>
+      </w:tblGrid>
+      <w:tr>
+        <w:tc>
+          <w:tcPr>
+            <w:tcW w:type="dxa" w:w="1814"/>
+            <w:shd w:val="clear" w:color="auto" w:fill="0B2545"/>
+          </w:tcPr>
+          <w:p>
+            <w:pPr>
+              <w:jc w:val="center"/>
+            </w:pPr>
+            <w:r/>
+            <w:r>
+              <w:rPr>
+                <w:rFonts w:ascii="Microsoft YaHei" w:hAnsi="Microsoft YaHei" w:eastAsia="Microsoft YaHei"/>
+                <w:b/>
+                <w:color w:val="FFFFFF"/>
+                <w:sz w:val="22"/>
+              </w:rPr>
+              <w:t>看板组件</w:t>
+            </w:r>
+          </w:p>
+        </w:tc>
+        <w:tc>
+          <w:tcPr>
+            <w:tcW w:type="dxa" w:w="5216"/>
+            <w:shd w:val="clear" w:color="auto" w:fill="0B2545"/>
+          </w:tcPr>
+          <w:p>
+            <w:pPr>
+              <w:jc w:val="center"/>
+            </w:pPr>
+            <w:r/>
+            <w:r>
+              <w:rPr>
+                <w:rFonts w:ascii="Microsoft YaHei" w:hAnsi="Microsoft YaHei" w:eastAsia="Microsoft YaHei"/>
+                <w:b/>
+                <w:color w:val="FFFFFF"/>
+                <w:sz w:val="22"/>
+              </w:rPr>
+              <w:t>呈现内容</w:t>
+            </w:r>
+          </w:p>
+        </w:tc>
+        <w:tc>
+          <w:tcPr>
+            <w:tcW w:type="dxa" w:w="1701"/>
+            <w:shd w:val="clear" w:color="auto" w:fill="0B2545"/>
+          </w:tcPr>
+          <w:p>
+            <w:pPr>
+              <w:jc w:val="center"/>
+            </w:pPr>
+            <w:r/>
+            <w:r>
+              <w:rPr>
+                <w:rFonts w:ascii="Microsoft YaHei" w:hAnsi="Microsoft YaHei" w:eastAsia="Microsoft YaHei"/>
+                <w:b/>
+                <w:color w:val="FFFFFF"/>
+                <w:sz w:val="22"/>
+              </w:rPr>
+              <w:t>服务对象</w:t>
+            </w:r>
+          </w:p>
+        </w:tc>
+      </w:tr>
+      <w:tr>
+        <w:tc>
+          <w:tcPr>
+            <w:tcW w:type="dxa" w:w="1814"/>
+          </w:tcPr>
+          <w:p>
+            <w:pPr>
+              <w:jc w:val="left"/>
+            </w:pPr>
+            <w:r>
+              <w:rPr>
+                <w:rFonts w:ascii="Microsoft YaHei" w:hAnsi="Microsoft YaHei" w:eastAsia="Microsoft YaHei"/>
+                <w:b/>
+                <w:color w:val="0B2545"/>
+                <w:sz w:val="21"/>
+              </w:rPr>
+            </w:r>
+            <w:r>
+              <w:rPr>
+                <w:rFonts w:ascii="Microsoft YaHei" w:hAnsi="Microsoft YaHei" w:eastAsia="Microsoft YaHei"/>
+                <w:b w:val="0"/>
+                <w:color w:val="0F172A"/>
+                <w:sz w:val="21"/>
+              </w:rPr>
+              <w:t>船坞甘特</w:t>
+            </w:r>
+          </w:p>
+        </w:tc>
+        <w:tc>
+          <w:tcPr>
+            <w:tcW w:type="dxa" w:w="5216"/>
+          </w:tcPr>
+          <w:p>
+            <w:pPr>
+              <w:jc w:val="left"/>
+            </w:pPr>
+            <w:r/>
+            <w:r>
+              <w:rPr>
+                <w:rFonts w:ascii="Microsoft YaHei" w:hAnsi="Microsoft YaHei" w:eastAsia="Microsoft YaHei"/>
+                <w:b w:val="0"/>
+                <w:color w:val="0F172A"/>
+                <w:sz w:val="21"/>
+              </w:rPr>
+              <w:t>多船型船坞占用窗口 + 关键路径高亮</w:t>
+            </w:r>
+          </w:p>
+        </w:tc>
+        <w:tc>
+          <w:tcPr>
+            <w:tcW w:type="dxa" w:w="1701"/>
+          </w:tcPr>
+          <w:p>
+            <w:pPr>
+              <w:jc w:val="left"/>
+            </w:pPr>
+            <w:r/>
+            <w:r>
+              <w:rPr>
+                <w:rFonts w:ascii="Microsoft YaHei" w:hAnsi="Microsoft YaHei" w:eastAsia="Microsoft YaHei"/>
+                <w:b w:val="0"/>
+                <w:color w:val="0F172A"/>
+                <w:sz w:val="21"/>
+              </w:rPr>
+              <w:t>经营管控者</w:t>
+            </w:r>
+          </w:p>
+        </w:tc>
+      </w:tr>
+      <w:tr>
+        <w:tc>
+          <w:tcPr>
+            <w:tcW w:type="dxa" w:w="1814"/>
+          </w:tcPr>
+          <w:p>
+            <w:pPr>
+              <w:jc w:val="left"/>
+            </w:pPr>
+            <w:r>
+              <w:rPr>
+                <w:rFonts w:ascii="Microsoft YaHei" w:hAnsi="Microsoft YaHei" w:eastAsia="Microsoft YaHei"/>
+                <w:b/>
+                <w:color w:val="0B2545"/>
+                <w:sz w:val="21"/>
+              </w:rPr>
+            </w:r>
+            <w:r>
+              <w:rPr>
+                <w:rFonts w:ascii="Microsoft YaHei" w:hAnsi="Microsoft YaHei" w:eastAsia="Microsoft YaHei"/>
+                <w:b w:val="0"/>
+                <w:color w:val="0F172A"/>
+                <w:sz w:val="21"/>
+              </w:rPr>
+              <w:t>负荷热力</w:t>
+            </w:r>
+          </w:p>
+        </w:tc>
+        <w:tc>
+          <w:tcPr>
+            <w:tcW w:type="dxa" w:w="5216"/>
+          </w:tcPr>
+          <w:p>
+            <w:pPr>
+              <w:jc w:val="left"/>
+            </w:pPr>
+            <w:r/>
+            <w:r>
+              <w:rPr>
+                <w:rFonts w:ascii="Microsoft YaHei" w:hAnsi="Microsoft YaHei" w:eastAsia="Microsoft YaHei"/>
+                <w:b w:val="0"/>
+                <w:color w:val="0F172A"/>
+                <w:sz w:val="21"/>
+              </w:rPr>
+              <w:t>各车间 / 工种 / 设备实时负荷与峰谷</w:t>
+            </w:r>
+          </w:p>
+        </w:tc>
+        <w:tc>
+          <w:tcPr>
+            <w:tcW w:type="dxa" w:w="1701"/>
+          </w:tcPr>
+          <w:p>
+            <w:pPr>
+              <w:jc w:val="left"/>
+            </w:pPr>
+            <w:r/>
+            <w:r>
+              <w:rPr>
+                <w:rFonts w:ascii="Microsoft YaHei" w:hAnsi="Microsoft YaHei" w:eastAsia="Microsoft YaHei"/>
+                <w:b w:val="0"/>
+                <w:color w:val="0F172A"/>
+                <w:sz w:val="21"/>
+              </w:rPr>
+              <w:t>生产调度主管</w:t>
+            </w:r>
+          </w:p>
+        </w:tc>
+      </w:tr>
+      <w:tr>
+        <w:tc>
+          <w:tcPr>
+            <w:tcW w:type="dxa" w:w="1814"/>
+          </w:tcPr>
+          <w:p>
+            <w:pPr>
+              <w:jc w:val="left"/>
+            </w:pPr>
+            <w:r>
+              <w:rPr>
+                <w:rFonts w:ascii="Microsoft YaHei" w:hAnsi="Microsoft YaHei" w:eastAsia="Microsoft YaHei"/>
+                <w:b/>
+                <w:color w:val="0B2545"/>
+                <w:sz w:val="21"/>
+              </w:rPr>
+            </w:r>
+            <w:r>
+              <w:rPr>
+                <w:rFonts w:ascii="Microsoft YaHei" w:hAnsi="Microsoft YaHei" w:eastAsia="Microsoft YaHei"/>
+                <w:b w:val="0"/>
+                <w:color w:val="0F172A"/>
+                <w:sz w:val="21"/>
+              </w:rPr>
+              <w:t>就绪度仪表</w:t>
+            </w:r>
+          </w:p>
+        </w:tc>
+        <w:tc>
+          <w:tcPr>
+            <w:tcW w:type="dxa" w:w="5216"/>
+          </w:tcPr>
+          <w:p>
+            <w:pPr>
+              <w:jc w:val="left"/>
+            </w:pPr>
+            <w:r/>
+            <w:r>
+              <w:rPr>
+                <w:rFonts w:ascii="Microsoft YaHei" w:hAnsi="Microsoft YaHei" w:eastAsia="Microsoft YaHei"/>
+                <w:b w:val="0"/>
+                <w:color w:val="0F172A"/>
+                <w:sz w:val="21"/>
+              </w:rPr>
+              <w:t>单船下水分段完成 / 托盘 / 涂装就绪度</w:t>
+            </w:r>
+          </w:p>
+        </w:tc>
+        <w:tc>
+          <w:tcPr>
+            <w:tcW w:type="dxa" w:w="1701"/>
+          </w:tcPr>
+          <w:p>
+            <w:pPr>
+              <w:jc w:val="left"/>
+            </w:pPr>
+            <w:r/>
+            <w:r>
+              <w:rPr>
+                <w:rFonts w:ascii="Microsoft YaHei" w:hAnsi="Microsoft YaHei" w:eastAsia="Microsoft YaHei"/>
+                <w:b w:val="0"/>
+                <w:color w:val="0F172A"/>
+                <w:sz w:val="21"/>
+              </w:rPr>
+              <w:t>项目与采购负责人</w:t>
+            </w:r>
+          </w:p>
+        </w:tc>
+      </w:tr>
+    </w:tbl>
+    <w:p>
+      <w:pPr>
+        <w:spacing w:after="80"/>
+      </w:pPr>
+      <w:r>
+        <w:rPr>
+          <w:rFonts w:ascii="Microsoft YaHei" w:hAnsi="Microsoft YaHei" w:eastAsia="Microsoft YaHei"/>
+          <w:b/>
+          <w:color w:val="0B2545"/>
+          <w:sz w:val="25"/>
+        </w:rPr>
+        <w:t>5.4 匿名标杆测算框架（示意）</w:t>
+      </w:r>
+    </w:p>
+    <w:tbl>
+      <w:tblPr>
+        <w:tblStyle w:val="TableGrid"/>
+        <w:tblW w:type="auto" w:w="0"/>
+        <w:jc w:val="center"/>
+        <w:tblLook w:firstColumn="1" w:firstRow="1" w:lastColumn="0" w:lastRow="0" w:noHBand="0" w:noVBand="1" w:val="04A0"/>
+      </w:tblPr>
+      <w:tblGrid>
+        <w:gridCol w:w="3022"/>
+        <w:gridCol w:w="3022"/>
+        <w:gridCol w:w="3022"/>
+      </w:tblGrid>
+      <w:tr>
+        <w:tc>
+          <w:tcPr>
+            <w:tcW w:type="dxa" w:w="2268"/>
+            <w:shd w:val="clear" w:color="auto" w:fill="0B2545"/>
+          </w:tcPr>
+          <w:p>
+            <w:pPr>
+              <w:jc w:val="center"/>
+            </w:pPr>
+            <w:r/>
+            <w:r>
+              <w:rPr>
+                <w:rFonts w:ascii="Microsoft YaHei" w:hAnsi="Microsoft YaHei" w:eastAsia="Microsoft YaHei"/>
+                <w:b/>
+                <w:color w:val="FFFFFF"/>
+                <w:sz w:val="22"/>
+              </w:rPr>
+              <w:t>指标</w:t>
+            </w:r>
+          </w:p>
+        </w:tc>
+        <w:tc>
+          <w:tcPr>
+            <w:tcW w:type="dxa" w:w="3402"/>
+            <w:shd w:val="clear" w:color="auto" w:fill="0B2545"/>
+          </w:tcPr>
+          <w:p>
+            <w:pPr>
+              <w:jc w:val="center"/>
+            </w:pPr>
+            <w:r/>
+            <w:r>
+              <w:rPr>
+                <w:rFonts w:ascii="Microsoft YaHei" w:hAnsi="Microsoft YaHei" w:eastAsia="Microsoft YaHei"/>
+                <w:b/>
+                <w:color w:val="FFFFFF"/>
+                <w:sz w:val="22"/>
+              </w:rPr>
+              <w:t>接入前（行业经验基准）</w:t>
+            </w:r>
+          </w:p>
+        </w:tc>
+        <w:tc>
+          <w:tcPr>
+            <w:tcW w:type="dxa" w:w="3061"/>
+            <w:shd w:val="clear" w:color="auto" w:fill="0B2545"/>
+          </w:tcPr>
+          <w:p>
+            <w:pPr>
+              <w:jc w:val="center"/>
+            </w:pPr>
+            <w:r/>
+            <w:r>
+              <w:rPr>
+                <w:rFonts w:ascii="Microsoft YaHei" w:hAnsi="Microsoft YaHei" w:eastAsia="Microsoft YaHei"/>
+                <w:b/>
+                <w:color w:val="FFFFFF"/>
+                <w:sz w:val="22"/>
+              </w:rPr>
+              <w:t>目标（以试点实测校验）</w:t>
+            </w:r>
+          </w:p>
+        </w:tc>
+      </w:tr>
+      <w:tr>
+        <w:tc>
+          <w:tcPr>
+            <w:tcW w:type="dxa" w:w="2268"/>
+          </w:tcPr>
+          <w:p>
+            <w:pPr>
+              <w:jc w:val="left"/>
+            </w:pPr>
+            <w:r>
+              <w:rPr>
+                <w:rFonts w:ascii="Microsoft YaHei" w:hAnsi="Microsoft YaHei" w:eastAsia="Microsoft YaHei"/>
+                <w:b/>
+                <w:color w:val="0B2545"/>
+                <w:sz w:val="21"/>
+              </w:rPr>
+            </w:r>
+            <w:r>
+              <w:rPr>
+                <w:rFonts w:ascii="Microsoft YaHei" w:hAnsi="Microsoft YaHei" w:eastAsia="Microsoft YaHei"/>
+                <w:b w:val="0"/>
+                <w:color w:val="0F172A"/>
+                <w:sz w:val="21"/>
+              </w:rPr>
+              <w:t>船坞窗口利用率</w:t>
+            </w:r>
+          </w:p>
+        </w:tc>
+        <w:tc>
+          <w:tcPr>
+            <w:tcW w:type="dxa" w:w="3402"/>
+          </w:tcPr>
+          <w:p>
+            <w:pPr>
+              <w:jc w:val="left"/>
+            </w:pPr>
+            <w:r/>
+            <w:r>
+              <w:rPr>
+                <w:rFonts w:ascii="Microsoft YaHei" w:hAnsi="Microsoft YaHei" w:eastAsia="Microsoft YaHei"/>
+                <w:b w:val="0"/>
+                <w:color w:val="0F172A"/>
+                <w:sz w:val="21"/>
+              </w:rPr>
+              <w:t>依赖人工排程，窗口易冲突</w:t>
+            </w:r>
+          </w:p>
+        </w:tc>
+        <w:tc>
+          <w:tcPr>
+            <w:tcW w:type="dxa" w:w="3061"/>
+          </w:tcPr>
+          <w:p>
+            <w:pPr>
+              <w:jc w:val="left"/>
+            </w:pPr>
+            <w:r/>
+            <w:r>
+              <w:rPr>
+                <w:rFonts w:ascii="Microsoft YaHei" w:hAnsi="Microsoft YaHei" w:eastAsia="Microsoft YaHei"/>
+                <w:b w:val="0"/>
+                <w:color w:val="0F172A"/>
+                <w:sz w:val="21"/>
+              </w:rPr>
+              <w:t>↑ 可量化提升（待试点实测）</w:t>
+            </w:r>
+          </w:p>
+        </w:tc>
+      </w:tr>
+      <w:tr>
+        <w:tc>
+          <w:tcPr>
+            <w:tcW w:type="dxa" w:w="2268"/>
+          </w:tcPr>
+          <w:p>
+            <w:pPr>
+              <w:jc w:val="left"/>
+            </w:pPr>
+            <w:r>
+              <w:rPr>
+                <w:rFonts w:ascii="Microsoft YaHei" w:hAnsi="Microsoft YaHei" w:eastAsia="Microsoft YaHei"/>
+                <w:b/>
+                <w:color w:val="0B2545"/>
+                <w:sz w:val="21"/>
+              </w:rPr>
+            </w:r>
+            <w:r>
+              <w:rPr>
+                <w:rFonts w:ascii="Microsoft YaHei" w:hAnsi="Microsoft YaHei" w:eastAsia="Microsoft YaHei"/>
+                <w:b w:val="0"/>
+                <w:color w:val="0F172A"/>
+                <w:sz w:val="21"/>
+              </w:rPr>
+              <w:t>后行窝工等待</w:t>
+            </w:r>
+          </w:p>
+        </w:tc>
+        <w:tc>
+          <w:tcPr>
+            <w:tcW w:type="dxa" w:w="3402"/>
+          </w:tcPr>
+          <w:p>
+            <w:pPr>
+              <w:jc w:val="left"/>
+            </w:pPr>
+            <w:r/>
+            <w:r>
+              <w:rPr>
+                <w:rFonts w:ascii="Microsoft YaHei" w:hAnsi="Microsoft YaHei" w:eastAsia="Microsoft YaHei"/>
+                <w:b w:val="0"/>
+                <w:color w:val="0F172A"/>
+                <w:sz w:val="21"/>
+              </w:rPr>
+              <w:t>托盘不齐致频繁等待</w:t>
+            </w:r>
+          </w:p>
+        </w:tc>
+        <w:tc>
+          <w:tcPr>
+            <w:tcW w:type="dxa" w:w="3061"/>
+          </w:tcPr>
+          <w:p>
+            <w:pPr>
+              <w:jc w:val="left"/>
+            </w:pPr>
+            <w:r/>
+            <w:r>
+              <w:rPr>
+                <w:rFonts w:ascii="Microsoft YaHei" w:hAnsi="Microsoft YaHei" w:eastAsia="Microsoft YaHei"/>
+                <w:b w:val="0"/>
+                <w:color w:val="0F172A"/>
+                <w:sz w:val="21"/>
+              </w:rPr>
+              <w:t>↓ 齐套预警前置拦截</w:t>
+            </w:r>
+          </w:p>
+        </w:tc>
+      </w:tr>
+      <w:tr>
+        <w:tc>
+          <w:tcPr>
+            <w:tcW w:type="dxa" w:w="2268"/>
+          </w:tcPr>
+          <w:p>
+            <w:pPr>
+              <w:jc w:val="left"/>
+            </w:pPr>
+            <w:r>
+              <w:rPr>
+                <w:rFonts w:ascii="Microsoft YaHei" w:hAnsi="Microsoft YaHei" w:eastAsia="Microsoft YaHei"/>
+                <w:b/>
+                <w:color w:val="0B2545"/>
+                <w:sz w:val="21"/>
+              </w:rPr>
+            </w:r>
+            <w:r>
+              <w:rPr>
+                <w:rFonts w:ascii="Microsoft YaHei" w:hAnsi="Microsoft YaHei" w:eastAsia="Microsoft YaHei"/>
+                <w:b w:val="0"/>
+                <w:color w:val="0F172A"/>
+                <w:sz w:val="21"/>
+              </w:rPr>
+              <w:t>计划变更响应</w:t>
+            </w:r>
+          </w:p>
+        </w:tc>
+        <w:tc>
+          <w:tcPr>
+            <w:tcW w:type="dxa" w:w="3402"/>
+          </w:tcPr>
+          <w:p>
+            <w:pPr>
+              <w:jc w:val="left"/>
+            </w:pPr>
+            <w:r/>
+            <w:r>
+              <w:rPr>
+                <w:rFonts w:ascii="Microsoft YaHei" w:hAnsi="Microsoft YaHei" w:eastAsia="Microsoft YaHei"/>
+                <w:b w:val="0"/>
+                <w:color w:val="0F172A"/>
+                <w:sz w:val="21"/>
+              </w:rPr>
+              <w:t>按周人工重排</w:t>
+            </w:r>
+          </w:p>
+        </w:tc>
+        <w:tc>
+          <w:tcPr>
+            <w:tcW w:type="dxa" w:w="3061"/>
+          </w:tcPr>
+          <w:p>
+            <w:pPr>
+              <w:jc w:val="left"/>
+            </w:pPr>
+            <w:r/>
+            <w:r>
+              <w:rPr>
+                <w:rFonts w:ascii="Microsoft YaHei" w:hAnsi="Microsoft YaHei" w:eastAsia="Microsoft YaHei"/>
+                <w:b w:val="0"/>
+                <w:color w:val="0F172A"/>
+                <w:sz w:val="21"/>
+              </w:rPr>
+              <w:t>实时动态再平衡</w:t>
+            </w:r>
+          </w:p>
+        </w:tc>
+      </w:tr>
+    </w:tbl>
+    <w:p>
+      <w:pPr>
+        <w:spacing w:after="120"/>
+      </w:pPr>
+      <w:r>
+        <w:rPr>
+          <w:rFonts w:ascii="Microsoft YaHei" w:hAnsi="Microsoft YaHei" w:eastAsia="Microsoft YaHei"/>
+          <w:b w:val="0"/>
+          <w:color w:val="475569"/>
+          <w:sz w:val="20"/>
+        </w:rPr>
+        <w:t>注：上述数值为指标框架示意，正式口径以试点实测数据与双方约定为准，本方案不作任何业绩承诺。</w:t>
+      </w:r>
+    </w:p>
+    <w:p>
+      <w:pPr>
+        <w:spacing w:before="120" w:after="160"/>
+        <w:pBdr>
+          <w:left w:val="single" w:sz="24" w:space="6" w:color="2563EB"/>
+        </w:pBdr>
+      </w:pPr>
+      <w:r>
+        <w:rPr>
+          <w:rFonts w:ascii="Microsoft YaHei" w:hAnsi="Microsoft YaHei" w:eastAsia="Microsoft YaHei"/>
+          <w:b/>
+          <w:color w:val="0B2545"/>
+          <w:sz w:val="30"/>
+        </w:rPr>
+        <w:t>六、三类核心能力抓手</w:t>
       </w:r>
     </w:p>
     <w:p>
@@ -1969,7 +3622,7 @@
           <w:color w:val="0B2545"/>
           <w:sz w:val="30"/>
         </w:rPr>
-        <w:t>六、技术架构：数字孪生五要素 + 行业 manifest</w:t>
+        <w:t>七、技术架构：数字孪生五要素 + 行业 manifest</w:t>
       </w:r>
     </w:p>
     <w:p>
@@ -2315,7 +3968,7 @@
           <w:color w:val="0B2545"/>
           <w:sz w:val="30"/>
         </w:rPr>
-        <w:t>七、行业验证与标杆实践（匿名）</w:t>
+        <w:t>八、行业验证与标杆实践（匿名）</w:t>
       </w:r>
     </w:p>
     <w:p>
@@ -2645,7 +4298,7 @@
           <w:color w:val="0B2545"/>
           <w:sz w:val="30"/>
         </w:rPr>
-        <w:t>八、共性痛点与差异化试点场景</w:t>
+        <w:t>九、共性痛点与差异化试点场景</w:t>
       </w:r>
     </w:p>
     <w:p>
@@ -3015,6 +4668,75 @@
           </w:p>
         </w:tc>
       </w:tr>
+      <w:tr>
+        <w:tc>
+          <w:tcPr>
+            <w:tcW w:type="dxa" w:w="1361"/>
+          </w:tcPr>
+          <w:p>
+            <w:pPr>
+              <w:jc w:val="left"/>
+            </w:pPr>
+            <w:r>
+              <w:rPr>
+                <w:rFonts w:ascii="Microsoft YaHei" w:hAnsi="Microsoft YaHei" w:eastAsia="Microsoft YaHei"/>
+                <w:b/>
+                <w:color w:val="0B2545"/>
+                <w:sz w:val="21"/>
+              </w:rPr>
+            </w:r>
+            <w:r>
+              <w:rPr>
+                <w:rFonts w:ascii="Microsoft YaHei" w:hAnsi="Microsoft YaHei" w:eastAsia="Microsoft YaHei"/>
+                <w:b w:val="0"/>
+                <w:color w:val="0F172A"/>
+                <w:sz w:val="21"/>
+              </w:rPr>
+              <w:t>排产</w:t>
+            </w:r>
+          </w:p>
+        </w:tc>
+        <w:tc>
+          <w:tcPr>
+            <w:tcW w:type="dxa" w:w="3402"/>
+          </w:tcPr>
+          <w:p>
+            <w:pPr>
+              <w:jc w:val="left"/>
+            </w:pPr>
+            <w:r/>
+            <w:r>
+              <w:rPr>
+                <w:rFonts w:ascii="Microsoft YaHei" w:hAnsi="Microsoft YaHei" w:eastAsia="Microsoft YaHei"/>
+                <w:b w:val="0"/>
+                <w:color w:val="0F172A"/>
+                <w:sz w:val="21"/>
+              </w:rPr>
+              <w:t>船坞瓶颈 + 托盘不齐 + 多船并行冲突</w:t>
+            </w:r>
+          </w:p>
+        </w:tc>
+        <w:tc>
+          <w:tcPr>
+            <w:tcW w:type="dxa" w:w="4422"/>
+          </w:tcPr>
+          <w:p>
+            <w:pPr>
+              <w:jc w:val="left"/>
+            </w:pPr>
+            <w:r/>
+            <w:r>
+              <w:rPr>
+                <w:rFonts w:ascii="Microsoft YaHei" w:hAnsi="Microsoft YaHei" w:eastAsia="Microsoft YaHei"/>
+                <w:b w:val="0"/>
+                <w:color w:val="0F172A"/>
+                <w:sz w:val="21"/>
+              </w:rPr>
+              <w:t>五类排产 Agent 统一消解（见第五章）</w:t>
+            </w:r>
+          </w:p>
+        </w:tc>
+      </w:tr>
     </w:tbl>
     <w:p>
       <w:pPr>
@@ -3030,7 +4752,7 @@
           <w:color w:val="0B2545"/>
           <w:sz w:val="30"/>
         </w:rPr>
-        <w:t>九、合作进阶路径：G 模式三圈解锁</w:t>
+        <w:t>十、合作进阶路径：G 模式三圈解锁</w:t>
       </w:r>
     </w:p>
     <w:p>
@@ -3428,7 +5150,7 @@
           <w:color w:val="0B2545"/>
           <w:sz w:val="30"/>
         </w:rPr>
-        <w:t>十、北极星指标：决策实时化率</w:t>
+        <w:t>十一、北极星指标：决策实时化率</w:t>
       </w:r>
     </w:p>
     <w:p>
@@ -3675,7 +5397,7 @@
           <w:color w:val="0B2545"/>
           <w:sz w:val="30"/>
         </w:rPr>
-        <w:t>十一、试点建议与落地下一步</w:t>
+        <w:t>十二、试点建议与落地下一步</w:t>
       </w:r>
     </w:p>
     <w:p>
@@ -3748,6 +5470,20 @@
           <w:color w:val="475569"/>
           <w:sz w:val="21"/>
         </w:rPr>
+        <w:t>排产深化可作为第二步的「高价值增量」：在设备与质量数据打通后，顺势接入 MES 工单与物料到货，即可点亮五类排产 Agent 与决策看板（详见第五章）。</w:t>
+      </w:r>
+    </w:p>
+    <w:p>
+      <w:pPr>
+        <w:spacing w:after="120"/>
+      </w:pPr>
+      <w:r>
+        <w:rPr>
+          <w:rFonts w:ascii="Microsoft YaHei" w:hAnsi="Microsoft YaHei" w:eastAsia="Microsoft YaHei"/>
+          <w:b w:val="0"/>
+          <w:color w:val="475569"/>
+          <w:sz w:val="21"/>
+        </w:rPr>
         <w:t>开户方式（双模）：① 名片即开户——口述公司名 / 网址即启动；② 表单注册——公司名 + 网站 + 选行业；③ 事件二维码——现场扫码即开启个性化战略。注册即入职，首屏预生成企业画像与洞察（TTFV &lt; 60s）。</w:t>
       </w:r>
     </w:p>
@@ -3765,7 +5501,7 @@
           <w:color w:val="0B2545"/>
           <w:sz w:val="30"/>
         </w:rPr>
-        <w:t>十二、零真名铁律声明</w:t>
+        <w:t>十三、零真名铁律声明</w:t>
       </w:r>
     </w:p>
     <w:p>

--- a/ppt_shipbuilding/造船行业智能体合作方案书.docx
+++ b/ppt_shipbuilding/造船行业智能体合作方案书.docx
@@ -1163,7 +1163,7 @@
           <w:color w:val="0B2545"/>
           <w:sz w:val="30"/>
         </w:rPr>
-        <w:t>四、造船九类智能体矩阵</w:t>
+        <w:t>四、造船十类智能体矩阵</w:t>
       </w:r>
     </w:p>
     <w:p>
@@ -1177,7 +1177,7 @@
           <w:color w:val="0F172A"/>
           <w:sz w:val="22"/>
         </w:rPr>
-        <w:t>行业成为数据驱动的一等公民：智能体的名称、场景与设备类型随行业 manifest 自动切换。面向造船业务域，智衍落地九类智能体：</w:t>
+        <w:t>行业成为数据驱动的一等公民：智能体的名称、场景与设备类型随行业 manifest 自动切换。面向造船业务域，智衍落地十类智能体——其中「造船生产排产 Agent（aps_scheduler 造船感知）」已在平台代码内落地并验证，将排产从离散制造逻辑升级为懂造船约束的实时决策：</w:t>
       </w:r>
     </w:p>
     <w:tbl>
@@ -1878,6 +1878,75 @@
           </w:p>
         </w:tc>
       </w:tr>
+      <w:tr>
+        <w:tc>
+          <w:tcPr>
+            <w:tcW w:type="dxa" w:w="1247"/>
+          </w:tcPr>
+          <w:p>
+            <w:pPr>
+              <w:jc w:val="left"/>
+            </w:pPr>
+            <w:r>
+              <w:rPr>
+                <w:rFonts w:ascii="Microsoft YaHei" w:hAnsi="Microsoft YaHei" w:eastAsia="Microsoft YaHei"/>
+                <w:b/>
+                <w:color w:val="0B2545"/>
+                <w:sz w:val="21"/>
+              </w:rPr>
+            </w:r>
+            <w:r>
+              <w:rPr>
+                <w:rFonts w:ascii="Microsoft YaHei" w:hAnsi="Microsoft YaHei" w:eastAsia="Microsoft YaHei"/>
+                <w:b w:val="0"/>
+                <w:color w:val="0F172A"/>
+                <w:sz w:val="21"/>
+              </w:rPr>
+              <w:t>排产</w:t>
+            </w:r>
+          </w:p>
+        </w:tc>
+        <w:tc>
+          <w:tcPr>
+            <w:tcW w:type="dxa" w:w="2835"/>
+          </w:tcPr>
+          <w:p>
+            <w:pPr>
+              <w:jc w:val="left"/>
+            </w:pPr>
+            <w:r/>
+            <w:r>
+              <w:rPr>
+                <w:rFonts w:ascii="Microsoft YaHei" w:hAnsi="Microsoft YaHei" w:eastAsia="Microsoft YaHei"/>
+                <w:b w:val="0"/>
+                <w:color w:val="0F172A"/>
+                <w:sz w:val="21"/>
+              </w:rPr>
+              <w:t>造船生产排产 Agent</w:t>
+            </w:r>
+          </w:p>
+        </w:tc>
+        <w:tc>
+          <w:tcPr>
+            <w:tcW w:type="dxa" w:w="5102"/>
+          </w:tcPr>
+          <w:p>
+            <w:pPr>
+              <w:jc w:val="left"/>
+            </w:pPr>
+            <w:r/>
+            <w:r>
+              <w:rPr>
+                <w:rFonts w:ascii="Microsoft YaHei" w:hAnsi="Microsoft YaHei" w:eastAsia="Microsoft YaHei"/>
+                <w:b w:val="0"/>
+                <w:color w:val="0F172A"/>
+                <w:sz w:val="21"/>
+              </w:rPr>
+              <w:t>船坞窗口闸门 / 托盘齐套 / 多船并行 / 节拍 / What-if（已落地）</w:t>
+            </w:r>
+          </w:p>
+        </w:tc>
+      </w:tr>
     </w:tbl>
     <w:p>
       <w:pPr>
@@ -2358,7 +2427,7 @@
           <w:color w:val="0B2545"/>
           <w:sz w:val="25"/>
         </w:rPr>
-        <w:t>5.2 五类排产决策智能体</w:t>
+        <w:t>5.2 五类排产决策智能体（已落地为平台能力）</w:t>
       </w:r>
     </w:p>
     <w:p>
@@ -2372,7 +2441,7 @@
           <w:color w:val="0F172A"/>
           <w:sz w:val="22"/>
         </w:rPr>
-        <w:t>与上述约束一一对应，智衍在造船行业 manifest 内嵌五类排产决策智能体，由既有九类智能体提供事实底座（设备健康、一次合格率、设计变更等），不重复造轮子：</w:t>
+        <w:t>与上述约束一一对应，智衍已在造船行业 manifest 内嵌排产决策智能体（aps_scheduler 造船感知模式），由既有设备 / 质量 / 变更类智能体提供事实底座，不重复造轮子。该模式已在平台代码内实现并验证：命中「船坞 / 托盘齐套 / 合拢 / 坞期 / 节拍」等语义即自动切换为造船排产分析，输出五类干预洞察（见下方表格），全部人留终审、不代签计划。</w:t>
       </w:r>
     </w:p>
     <w:tbl>
@@ -3787,7 +3856,7 @@
                 <w:color w:val="0F172A"/>
                 <w:sz w:val="21"/>
               </w:rPr>
-              <w:t>九类行业智能体驱动的实时判断与预案</w:t>
+              <w:t>十类行业智能体驱动的实时判断与预案（含造船生产排产）</w:t>
             </w:r>
           </w:p>
         </w:tc>

--- a/ppt_shipbuilding/造船行业智能体合作方案书.docx
+++ b/ppt_shipbuilding/造船行业智能体合作方案书.docx
@@ -3603,6 +3603,1083 @@
     </w:p>
     <w:p>
       <w:pPr>
+        <w:spacing w:after="80"/>
+      </w:pPr>
+      <w:r>
+        <w:rPr>
+          <w:rFonts w:ascii="Microsoft YaHei" w:hAnsi="Microsoft YaHei" w:eastAsia="Microsoft YaHei"/>
+          <w:b/>
+          <w:color w:val="0B2545"/>
+          <w:sz w:val="25"/>
+        </w:rPr>
+        <w:t>5.5 排产试点细化：以某大型造船集团演示租户为例</w:t>
+      </w:r>
+    </w:p>
+    <w:p>
+      <w:pPr>
+        <w:spacing w:after="80"/>
+      </w:pPr>
+      <w:r>
+        <w:rPr>
+          <w:rFonts w:ascii="Microsoft YaHei" w:hAnsi="Microsoft YaHei" w:eastAsia="Microsoft YaHei"/>
+          <w:b w:val="0"/>
+          <w:color w:val="0F172A"/>
+          <w:sz w:val="22"/>
+        </w:rPr>
+        <w:t>为把「排产已落地」从能力说明推进到可执行的试点，下面以演示租户（7 台关键设备已点亮进 UNS 事件流）为对象，给出细化试点蓝图。该租户设备覆盖船坞 / 龙门吊 / 焊接机器人 / 数控切割 / 抛丸涂装 / 船用柴油机，正是排产决策脑最自然的延伸底座。</w:t>
+      </w:r>
+    </w:p>
+    <w:p>
+      <w:pPr>
+        <w:spacing w:after="60"/>
+      </w:pPr>
+      <w:r>
+        <w:rPr>
+          <w:rFonts w:ascii="Microsoft YaHei" w:hAnsi="Microsoft YaHei" w:eastAsia="Microsoft YaHei"/>
+          <w:b/>
+          <w:color w:val="0F172A"/>
+          <w:sz w:val="23"/>
+        </w:rPr>
+        <w:t>三大试点场景</w:t>
+      </w:r>
+    </w:p>
+    <w:tbl>
+      <w:tblPr>
+        <w:tblStyle w:val="TableGrid"/>
+        <w:tblW w:type="auto" w:w="0"/>
+        <w:jc w:val="center"/>
+        <w:tblLook w:firstColumn="1" w:firstRow="1" w:lastColumn="0" w:lastRow="0" w:noHBand="0" w:noVBand="1" w:val="04A0"/>
+      </w:tblPr>
+      <w:tblGrid>
+        <w:gridCol w:w="3022"/>
+        <w:gridCol w:w="3022"/>
+        <w:gridCol w:w="3022"/>
+      </w:tblGrid>
+      <w:tr>
+        <w:tc>
+          <w:tcPr>
+            <w:tcW w:type="dxa" w:w="1474"/>
+            <w:shd w:val="clear" w:color="auto" w:fill="0B2545"/>
+          </w:tcPr>
+          <w:p>
+            <w:pPr>
+              <w:jc w:val="center"/>
+            </w:pPr>
+            <w:r/>
+            <w:r>
+              <w:rPr>
+                <w:rFonts w:ascii="Microsoft YaHei" w:hAnsi="Microsoft YaHei" w:eastAsia="Microsoft YaHei"/>
+                <w:b/>
+                <w:color w:val="FFFFFF"/>
+                <w:sz w:val="22"/>
+              </w:rPr>
+              <w:t>场景</w:t>
+            </w:r>
+          </w:p>
+        </w:tc>
+        <w:tc>
+          <w:tcPr>
+            <w:tcW w:type="dxa" w:w="3628"/>
+            <w:shd w:val="clear" w:color="auto" w:fill="0B2545"/>
+          </w:tcPr>
+          <w:p>
+            <w:pPr>
+              <w:jc w:val="center"/>
+            </w:pPr>
+            <w:r/>
+            <w:r>
+              <w:rPr>
+                <w:rFonts w:ascii="Microsoft YaHei" w:hAnsi="Microsoft YaHei" w:eastAsia="Microsoft YaHei"/>
+                <w:b/>
+                <w:color w:val="FFFFFF"/>
+                <w:sz w:val="22"/>
+              </w:rPr>
+              <w:t>对象（基于演示租户设备）</w:t>
+            </w:r>
+          </w:p>
+        </w:tc>
+        <w:tc>
+          <w:tcPr>
+            <w:tcW w:type="dxa" w:w="4082"/>
+            <w:shd w:val="clear" w:color="auto" w:fill="0B2545"/>
+          </w:tcPr>
+          <w:p>
+            <w:pPr>
+              <w:jc w:val="center"/>
+            </w:pPr>
+            <w:r/>
+            <w:r>
+              <w:rPr>
+                <w:rFonts w:ascii="Microsoft YaHei" w:hAnsi="Microsoft YaHei" w:eastAsia="Microsoft YaHei"/>
+                <w:b/>
+                <w:color w:val="FFFFFF"/>
+                <w:sz w:val="22"/>
+              </w:rPr>
+              <w:t>决策脑作用</w:t>
+            </w:r>
+          </w:p>
+        </w:tc>
+      </w:tr>
+      <w:tr>
+        <w:tc>
+          <w:tcPr>
+            <w:tcW w:type="dxa" w:w="1474"/>
+          </w:tcPr>
+          <w:p>
+            <w:pPr>
+              <w:jc w:val="left"/>
+            </w:pPr>
+            <w:r>
+              <w:rPr>
+                <w:rFonts w:ascii="Microsoft YaHei" w:hAnsi="Microsoft YaHei" w:eastAsia="Microsoft YaHei"/>
+                <w:b/>
+                <w:color w:val="0B2545"/>
+                <w:sz w:val="21"/>
+              </w:rPr>
+            </w:r>
+            <w:r>
+              <w:rPr>
+                <w:rFonts w:ascii="Microsoft YaHei" w:hAnsi="Microsoft YaHei" w:eastAsia="Microsoft YaHei"/>
+                <w:b w:val="0"/>
+                <w:color w:val="0F172A"/>
+                <w:sz w:val="21"/>
+              </w:rPr>
+              <w:t>坞期压缩</w:t>
+            </w:r>
+          </w:p>
+        </w:tc>
+        <w:tc>
+          <w:tcPr>
+            <w:tcW w:type="dxa" w:w="3628"/>
+          </w:tcPr>
+          <w:p>
+            <w:pPr>
+              <w:jc w:val="left"/>
+            </w:pPr>
+            <w:r/>
+            <w:r>
+              <w:rPr>
+                <w:rFonts w:ascii="Microsoft YaHei" w:hAnsi="Microsoft YaHei" w:eastAsia="Microsoft YaHei"/>
+                <w:b w:val="0"/>
+                <w:color w:val="0F172A"/>
+                <w:sz w:val="21"/>
+              </w:rPr>
+              <w:t>30 万吨级干船坞（瓶颈闸门）</w:t>
+            </w:r>
+          </w:p>
+        </w:tc>
+        <w:tc>
+          <w:tcPr>
+            <w:tcW w:type="dxa" w:w="4082"/>
+          </w:tcPr>
+          <w:p>
+            <w:pPr>
+              <w:jc w:val="left"/>
+            </w:pPr>
+            <w:r/>
+            <w:r>
+              <w:rPr>
+                <w:rFonts w:ascii="Microsoft YaHei" w:hAnsi="Microsoft YaHei" w:eastAsia="Microsoft YaHei"/>
+                <w:b w:val="0"/>
+                <w:color w:val="0F172A"/>
+                <w:sz w:val="21"/>
+              </w:rPr>
+              <w:t>预测下水时点偏差，前置拦截坞期冲突，减少关键路径连锁延误</w:t>
+            </w:r>
+          </w:p>
+        </w:tc>
+      </w:tr>
+      <w:tr>
+        <w:tc>
+          <w:tcPr>
+            <w:tcW w:type="dxa" w:w="1474"/>
+          </w:tcPr>
+          <w:p>
+            <w:pPr>
+              <w:jc w:val="left"/>
+            </w:pPr>
+            <w:r>
+              <w:rPr>
+                <w:rFonts w:ascii="Microsoft YaHei" w:hAnsi="Microsoft YaHei" w:eastAsia="Microsoft YaHei"/>
+                <w:b/>
+                <w:color w:val="0B2545"/>
+                <w:sz w:val="21"/>
+              </w:rPr>
+            </w:r>
+            <w:r>
+              <w:rPr>
+                <w:rFonts w:ascii="Microsoft YaHei" w:hAnsi="Microsoft YaHei" w:eastAsia="Microsoft YaHei"/>
+                <w:b w:val="0"/>
+                <w:color w:val="0F172A"/>
+                <w:sz w:val="21"/>
+              </w:rPr>
+              <w:t>托盘齐套</w:t>
+            </w:r>
+          </w:p>
+        </w:tc>
+        <w:tc>
+          <w:tcPr>
+            <w:tcW w:type="dxa" w:w="3628"/>
+          </w:tcPr>
+          <w:p>
+            <w:pPr>
+              <w:jc w:val="left"/>
+            </w:pPr>
+            <w:r/>
+            <w:r>
+              <w:rPr>
+                <w:rFonts w:ascii="Microsoft YaHei" w:hAnsi="Microsoft YaHei" w:eastAsia="Microsoft YaHei"/>
+                <w:b w:val="0"/>
+                <w:color w:val="0F172A"/>
+                <w:sz w:val="21"/>
+              </w:rPr>
+              <w:t>焊接机器人 / 数控切割 / 抛丸涂装线等后行工序</w:t>
+            </w:r>
+          </w:p>
+        </w:tc>
+        <w:tc>
+          <w:tcPr>
+            <w:tcW w:type="dxa" w:w="4082"/>
+          </w:tcPr>
+          <w:p>
+            <w:pPr>
+              <w:jc w:val="left"/>
+            </w:pPr>
+            <w:r/>
+            <w:r>
+              <w:rPr>
+                <w:rFonts w:ascii="Microsoft YaHei" w:hAnsi="Microsoft YaHei" w:eastAsia="Microsoft YaHei"/>
+                <w:b w:val="0"/>
+                <w:color w:val="0F172A"/>
+                <w:sz w:val="21"/>
+              </w:rPr>
+              <w:t>物料–工序耦合预警，齐套倒计时前置，平滑后行作业</w:t>
+            </w:r>
+          </w:p>
+        </w:tc>
+      </w:tr>
+      <w:tr>
+        <w:tc>
+          <w:tcPr>
+            <w:tcW w:type="dxa" w:w="1474"/>
+          </w:tcPr>
+          <w:p>
+            <w:pPr>
+              <w:jc w:val="left"/>
+            </w:pPr>
+            <w:r>
+              <w:rPr>
+                <w:rFonts w:ascii="Microsoft YaHei" w:hAnsi="Microsoft YaHei" w:eastAsia="Microsoft YaHei"/>
+                <w:b/>
+                <w:color w:val="0B2545"/>
+                <w:sz w:val="21"/>
+              </w:rPr>
+            </w:r>
+            <w:r>
+              <w:rPr>
+                <w:rFonts w:ascii="Microsoft YaHei" w:hAnsi="Microsoft YaHei" w:eastAsia="Microsoft YaHei"/>
+                <w:b w:val="0"/>
+                <w:color w:val="0F172A"/>
+                <w:sz w:val="21"/>
+              </w:rPr>
+              <w:t>多船并行</w:t>
+            </w:r>
+          </w:p>
+        </w:tc>
+        <w:tc>
+          <w:tcPr>
+            <w:tcW w:type="dxa" w:w="3628"/>
+          </w:tcPr>
+          <w:p>
+            <w:pPr>
+              <w:jc w:val="left"/>
+            </w:pPr>
+            <w:r/>
+            <w:r>
+              <w:rPr>
+                <w:rFonts w:ascii="Microsoft YaHei" w:hAnsi="Microsoft YaHei" w:eastAsia="Microsoft YaHei"/>
+                <w:b w:val="0"/>
+                <w:color w:val="0F172A"/>
+                <w:sz w:val="21"/>
+              </w:rPr>
+              <w:t>演示租户多艘船型并行占用同一船坞 / 焊工 / 场地</w:t>
+            </w:r>
+          </w:p>
+        </w:tc>
+        <w:tc>
+          <w:tcPr>
+            <w:tcW w:type="dxa" w:w="4082"/>
+          </w:tcPr>
+          <w:p>
+            <w:pPr>
+              <w:jc w:val="left"/>
+            </w:pPr>
+            <w:r/>
+            <w:r>
+              <w:rPr>
+                <w:rFonts w:ascii="Microsoft YaHei" w:hAnsi="Microsoft YaHei" w:eastAsia="Microsoft YaHei"/>
+                <w:b w:val="0"/>
+                <w:color w:val="0F172A"/>
+                <w:sz w:val="21"/>
+              </w:rPr>
+              <w:t>跨船型资源冲突清单与再平衡建议，消解并行争用</w:t>
+            </w:r>
+          </w:p>
+        </w:tc>
+      </w:tr>
+    </w:tbl>
+    <w:p>
+      <w:pPr>
+        <w:spacing w:after="60"/>
+      </w:pPr>
+      <w:r>
+        <w:rPr>
+          <w:rFonts w:ascii="Microsoft YaHei" w:hAnsi="Microsoft YaHei" w:eastAsia="Microsoft YaHei"/>
+          <w:b/>
+          <w:color w:val="0F172A"/>
+          <w:sz w:val="23"/>
+        </w:rPr>
+        <w:t>数据接入清单（由浅入深）</w:t>
+      </w:r>
+    </w:p>
+    <w:tbl>
+      <w:tblPr>
+        <w:tblStyle w:val="TableGrid"/>
+        <w:tblW w:type="auto" w:w="0"/>
+        <w:jc w:val="center"/>
+        <w:tblLook w:firstColumn="1" w:firstRow="1" w:lastColumn="0" w:lastRow="0" w:noHBand="0" w:noVBand="1" w:val="04A0"/>
+      </w:tblPr>
+      <w:tblGrid>
+        <w:gridCol w:w="3022"/>
+        <w:gridCol w:w="3022"/>
+        <w:gridCol w:w="3022"/>
+      </w:tblGrid>
+      <w:tr>
+        <w:tc>
+          <w:tcPr>
+            <w:tcW w:type="dxa" w:w="2041"/>
+            <w:shd w:val="clear" w:color="auto" w:fill="0B2545"/>
+          </w:tcPr>
+          <w:p>
+            <w:pPr>
+              <w:jc w:val="center"/>
+            </w:pPr>
+            <w:r/>
+            <w:r>
+              <w:rPr>
+                <w:rFonts w:ascii="Microsoft YaHei" w:hAnsi="Microsoft YaHei" w:eastAsia="Microsoft YaHei"/>
+                <w:b/>
+                <w:color w:val="FFFFFF"/>
+                <w:sz w:val="22"/>
+              </w:rPr>
+              <w:t>数据源</w:t>
+            </w:r>
+          </w:p>
+        </w:tc>
+        <w:tc>
+          <w:tcPr>
+            <w:tcW w:type="dxa" w:w="3742"/>
+            <w:shd w:val="clear" w:color="auto" w:fill="0B2545"/>
+          </w:tcPr>
+          <w:p>
+            <w:pPr>
+              <w:jc w:val="center"/>
+            </w:pPr>
+            <w:r/>
+            <w:r>
+              <w:rPr>
+                <w:rFonts w:ascii="Microsoft YaHei" w:hAnsi="Microsoft YaHei" w:eastAsia="Microsoft YaHei"/>
+                <w:b/>
+                <w:color w:val="FFFFFF"/>
+                <w:sz w:val="22"/>
+              </w:rPr>
+              <w:t>接入内容</w:t>
+            </w:r>
+          </w:p>
+        </w:tc>
+        <w:tc>
+          <w:tcPr>
+            <w:tcW w:type="dxa" w:w="3402"/>
+            <w:shd w:val="clear" w:color="auto" w:fill="0B2545"/>
+          </w:tcPr>
+          <w:p>
+            <w:pPr>
+              <w:jc w:val="center"/>
+            </w:pPr>
+            <w:r/>
+            <w:r>
+              <w:rPr>
+                <w:rFonts w:ascii="Microsoft YaHei" w:hAnsi="Microsoft YaHei" w:eastAsia="Microsoft YaHei"/>
+                <w:b/>
+                <w:color w:val="FFFFFF"/>
+                <w:sz w:val="22"/>
+              </w:rPr>
+              <w:t>支撑的智能体</w:t>
+            </w:r>
+          </w:p>
+        </w:tc>
+      </w:tr>
+      <w:tr>
+        <w:tc>
+          <w:tcPr>
+            <w:tcW w:type="dxa" w:w="2041"/>
+          </w:tcPr>
+          <w:p>
+            <w:pPr>
+              <w:jc w:val="left"/>
+            </w:pPr>
+            <w:r>
+              <w:rPr>
+                <w:rFonts w:ascii="Microsoft YaHei" w:hAnsi="Microsoft YaHei" w:eastAsia="Microsoft YaHei"/>
+                <w:b/>
+                <w:color w:val="0B2545"/>
+                <w:sz w:val="21"/>
+              </w:rPr>
+            </w:r>
+            <w:r>
+              <w:rPr>
+                <w:rFonts w:ascii="Microsoft YaHei" w:hAnsi="Microsoft YaHei" w:eastAsia="Microsoft YaHei"/>
+                <w:b w:val="0"/>
+                <w:color w:val="0F172A"/>
+                <w:sz w:val="21"/>
+              </w:rPr>
+              <w:t>设备 OEE（已接入）</w:t>
+            </w:r>
+          </w:p>
+        </w:tc>
+        <w:tc>
+          <w:tcPr>
+            <w:tcW w:type="dxa" w:w="3742"/>
+          </w:tcPr>
+          <w:p>
+            <w:pPr>
+              <w:jc w:val="left"/>
+            </w:pPr>
+            <w:r/>
+            <w:r>
+              <w:rPr>
+                <w:rFonts w:ascii="Microsoft YaHei" w:hAnsi="Microsoft YaHei" w:eastAsia="Microsoft YaHei"/>
+                <w:b w:val="0"/>
+                <w:color w:val="0F172A"/>
+                <w:sz w:val="21"/>
+              </w:rPr>
+              <w:t>设备实时状态与能力基线</w:t>
+            </w:r>
+          </w:p>
+        </w:tc>
+        <w:tc>
+          <w:tcPr>
+            <w:tcW w:type="dxa" w:w="3402"/>
+          </w:tcPr>
+          <w:p>
+            <w:pPr>
+              <w:jc w:val="left"/>
+            </w:pPr>
+            <w:r/>
+            <w:r>
+              <w:rPr>
+                <w:rFonts w:ascii="Microsoft YaHei" w:hAnsi="Microsoft YaHei" w:eastAsia="Microsoft YaHei"/>
+                <w:b w:val="0"/>
+                <w:color w:val="0F172A"/>
+                <w:sz w:val="21"/>
+              </w:rPr>
+              <w:t>全部五类排产 Agent 的事实底座</w:t>
+            </w:r>
+          </w:p>
+        </w:tc>
+      </w:tr>
+      <w:tr>
+        <w:tc>
+          <w:tcPr>
+            <w:tcW w:type="dxa" w:w="2041"/>
+          </w:tcPr>
+          <w:p>
+            <w:pPr>
+              <w:jc w:val="left"/>
+            </w:pPr>
+            <w:r>
+              <w:rPr>
+                <w:rFonts w:ascii="Microsoft YaHei" w:hAnsi="Microsoft YaHei" w:eastAsia="Microsoft YaHei"/>
+                <w:b/>
+                <w:color w:val="0B2545"/>
+                <w:sz w:val="21"/>
+              </w:rPr>
+            </w:r>
+            <w:r>
+              <w:rPr>
+                <w:rFonts w:ascii="Microsoft YaHei" w:hAnsi="Microsoft YaHei" w:eastAsia="Microsoft YaHei"/>
+                <w:b w:val="0"/>
+                <w:color w:val="0F172A"/>
+                <w:sz w:val="21"/>
+              </w:rPr>
+              <w:t>MES 工单与进度</w:t>
+            </w:r>
+          </w:p>
+        </w:tc>
+        <w:tc>
+          <w:tcPr>
+            <w:tcW w:type="dxa" w:w="3742"/>
+          </w:tcPr>
+          <w:p>
+            <w:pPr>
+              <w:jc w:val="left"/>
+            </w:pPr>
+            <w:r/>
+            <w:r>
+              <w:rPr>
+                <w:rFonts w:ascii="Microsoft YaHei" w:hAnsi="Microsoft YaHei" w:eastAsia="Microsoft YaHei"/>
+                <w:b w:val="0"/>
+                <w:color w:val="0F172A"/>
+                <w:sz w:val="21"/>
+              </w:rPr>
+              <w:t>工序实际节拍、完成度</w:t>
+            </w:r>
+          </w:p>
+        </w:tc>
+        <w:tc>
+          <w:tcPr>
+            <w:tcW w:type="dxa" w:w="3402"/>
+          </w:tcPr>
+          <w:p>
+            <w:pPr>
+              <w:jc w:val="left"/>
+            </w:pPr>
+            <w:r/>
+            <w:r>
+              <w:rPr>
+                <w:rFonts w:ascii="Microsoft YaHei" w:hAnsi="Microsoft YaHei" w:eastAsia="Microsoft YaHei"/>
+                <w:b w:val="0"/>
+                <w:color w:val="0F172A"/>
+                <w:sz w:val="21"/>
+              </w:rPr>
+              <w:t>多项目负荷均衡 / 节拍偏离监控</w:t>
+            </w:r>
+          </w:p>
+        </w:tc>
+      </w:tr>
+      <w:tr>
+        <w:tc>
+          <w:tcPr>
+            <w:tcW w:type="dxa" w:w="2041"/>
+          </w:tcPr>
+          <w:p>
+            <w:pPr>
+              <w:jc w:val="left"/>
+            </w:pPr>
+            <w:r>
+              <w:rPr>
+                <w:rFonts w:ascii="Microsoft YaHei" w:hAnsi="Microsoft YaHei" w:eastAsia="Microsoft YaHei"/>
+                <w:b/>
+                <w:color w:val="0B2545"/>
+                <w:sz w:val="21"/>
+              </w:rPr>
+            </w:r>
+            <w:r>
+              <w:rPr>
+                <w:rFonts w:ascii="Microsoft YaHei" w:hAnsi="Microsoft YaHei" w:eastAsia="Microsoft YaHei"/>
+                <w:b w:val="0"/>
+                <w:color w:val="0F172A"/>
+                <w:sz w:val="21"/>
+              </w:rPr>
+              <w:t>物料到货 + BOM</w:t>
+            </w:r>
+          </w:p>
+        </w:tc>
+        <w:tc>
+          <w:tcPr>
+            <w:tcW w:type="dxa" w:w="3742"/>
+          </w:tcPr>
+          <w:p>
+            <w:pPr>
+              <w:jc w:val="left"/>
+            </w:pPr>
+            <w:r/>
+            <w:r>
+              <w:rPr>
+                <w:rFonts w:ascii="Microsoft YaHei" w:hAnsi="Microsoft YaHei" w:eastAsia="Microsoft YaHei"/>
+                <w:b w:val="0"/>
+                <w:color w:val="0F172A"/>
+                <w:sz w:val="21"/>
+              </w:rPr>
+              <w:t>托盘齐套状态、缺件清单</w:t>
+            </w:r>
+          </w:p>
+        </w:tc>
+        <w:tc>
+          <w:tcPr>
+            <w:tcW w:type="dxa" w:w="3402"/>
+          </w:tcPr>
+          <w:p>
+            <w:pPr>
+              <w:jc w:val="left"/>
+            </w:pPr>
+            <w:r/>
+            <w:r>
+              <w:rPr>
+                <w:rFonts w:ascii="Microsoft YaHei" w:hAnsi="Microsoft YaHei" w:eastAsia="Microsoft YaHei"/>
+                <w:b w:val="0"/>
+                <w:color w:val="0F172A"/>
+                <w:sz w:val="21"/>
+              </w:rPr>
+              <w:t>托盘齐套预警</w:t>
+            </w:r>
+          </w:p>
+        </w:tc>
+      </w:tr>
+      <w:tr>
+        <w:tc>
+          <w:tcPr>
+            <w:tcW w:type="dxa" w:w="2041"/>
+          </w:tcPr>
+          <w:p>
+            <w:pPr>
+              <w:jc w:val="left"/>
+            </w:pPr>
+            <w:r>
+              <w:rPr>
+                <w:rFonts w:ascii="Microsoft YaHei" w:hAnsi="Microsoft YaHei" w:eastAsia="Microsoft YaHei"/>
+                <w:b/>
+                <w:color w:val="0B2545"/>
+                <w:sz w:val="21"/>
+              </w:rPr>
+            </w:r>
+            <w:r>
+              <w:rPr>
+                <w:rFonts w:ascii="Microsoft YaHei" w:hAnsi="Microsoft YaHei" w:eastAsia="Microsoft YaHei"/>
+                <w:b w:val="0"/>
+                <w:color w:val="0F172A"/>
+                <w:sz w:val="21"/>
+              </w:rPr>
+              <w:t>分段完成度 + 涂装状态</w:t>
+            </w:r>
+          </w:p>
+        </w:tc>
+        <w:tc>
+          <w:tcPr>
+            <w:tcW w:type="dxa" w:w="3742"/>
+          </w:tcPr>
+          <w:p>
+            <w:pPr>
+              <w:jc w:val="left"/>
+            </w:pPr>
+            <w:r/>
+            <w:r>
+              <w:rPr>
+                <w:rFonts w:ascii="Microsoft YaHei" w:hAnsi="Microsoft YaHei" w:eastAsia="Microsoft YaHei"/>
+                <w:b w:val="0"/>
+                <w:color w:val="0F172A"/>
+                <w:sz w:val="21"/>
+              </w:rPr>
+              <w:t>下水就绪度分解项</w:t>
+            </w:r>
+          </w:p>
+        </w:tc>
+        <w:tc>
+          <w:tcPr>
+            <w:tcW w:type="dxa" w:w="3402"/>
+          </w:tcPr>
+          <w:p>
+            <w:pPr>
+              <w:jc w:val="left"/>
+            </w:pPr>
+            <w:r/>
+            <w:r>
+              <w:rPr>
+                <w:rFonts w:ascii="Microsoft YaHei" w:hAnsi="Microsoft YaHei" w:eastAsia="Microsoft YaHei"/>
+                <w:b w:val="0"/>
+                <w:color w:val="0F172A"/>
+                <w:sz w:val="21"/>
+              </w:rPr>
+              <w:t>船坞就绪度预测</w:t>
+            </w:r>
+          </w:p>
+        </w:tc>
+      </w:tr>
+      <w:tr>
+        <w:tc>
+          <w:tcPr>
+            <w:tcW w:type="dxa" w:w="2041"/>
+          </w:tcPr>
+          <w:p>
+            <w:pPr>
+              <w:jc w:val="left"/>
+            </w:pPr>
+            <w:r>
+              <w:rPr>
+                <w:rFonts w:ascii="Microsoft YaHei" w:hAnsi="Microsoft YaHei" w:eastAsia="Microsoft YaHei"/>
+                <w:b/>
+                <w:color w:val="0B2545"/>
+                <w:sz w:val="21"/>
+              </w:rPr>
+            </w:r>
+            <w:r>
+              <w:rPr>
+                <w:rFonts w:ascii="Microsoft YaHei" w:hAnsi="Microsoft YaHei" w:eastAsia="Microsoft YaHei"/>
+                <w:b w:val="0"/>
+                <w:color w:val="0F172A"/>
+                <w:sz w:val="21"/>
+              </w:rPr>
+              <w:t>ECN 变更单</w:t>
+            </w:r>
+          </w:p>
+        </w:tc>
+        <w:tc>
+          <w:tcPr>
+            <w:tcW w:type="dxa" w:w="3742"/>
+          </w:tcPr>
+          <w:p>
+            <w:pPr>
+              <w:jc w:val="left"/>
+            </w:pPr>
+            <w:r/>
+            <w:r>
+              <w:rPr>
+                <w:rFonts w:ascii="Microsoft YaHei" w:hAnsi="Microsoft YaHei" w:eastAsia="Microsoft YaHei"/>
+                <w:b w:val="0"/>
+                <w:color w:val="0F172A"/>
+                <w:sz w:val="21"/>
+              </w:rPr>
+              <w:t>变更范围与影响面</w:t>
+            </w:r>
+          </w:p>
+        </w:tc>
+        <w:tc>
+          <w:tcPr>
+            <w:tcW w:type="dxa" w:w="3402"/>
+          </w:tcPr>
+          <w:p>
+            <w:pPr>
+              <w:jc w:val="left"/>
+            </w:pPr>
+            <w:r/>
+            <w:r>
+              <w:rPr>
+                <w:rFonts w:ascii="Microsoft YaHei" w:hAnsi="Microsoft YaHei" w:eastAsia="Microsoft YaHei"/>
+                <w:b w:val="0"/>
+                <w:color w:val="0F172A"/>
+                <w:sz w:val="21"/>
+              </w:rPr>
+              <w:t>What-if 排产推演</w:t>
+            </w:r>
+          </w:p>
+        </w:tc>
+      </w:tr>
+    </w:tbl>
+    <w:p>
+      <w:pPr>
+        <w:spacing w:after="60"/>
+      </w:pPr>
+      <w:r>
+        <w:rPr>
+          <w:rFonts w:ascii="Microsoft YaHei" w:hAnsi="Microsoft YaHei" w:eastAsia="Microsoft YaHei"/>
+          <w:b/>
+          <w:color w:val="0F172A"/>
+          <w:sz w:val="23"/>
+        </w:rPr>
+        <w:t>试点周期与里程碑</w:t>
+      </w:r>
+    </w:p>
+    <w:tbl>
+      <w:tblPr>
+        <w:tblStyle w:val="TableGrid"/>
+        <w:tblW w:type="auto" w:w="0"/>
+        <w:jc w:val="center"/>
+        <w:tblLook w:firstColumn="1" w:firstRow="1" w:lastColumn="0" w:lastRow="0" w:noHBand="0" w:noVBand="1" w:val="04A0"/>
+      </w:tblPr>
+      <w:tblGrid>
+        <w:gridCol w:w="3022"/>
+        <w:gridCol w:w="3022"/>
+        <w:gridCol w:w="3022"/>
+      </w:tblGrid>
+      <w:tr>
+        <w:tc>
+          <w:tcPr>
+            <w:tcW w:type="dxa" w:w="1247"/>
+            <w:shd w:val="clear" w:color="auto" w:fill="0B2545"/>
+          </w:tcPr>
+          <w:p>
+            <w:pPr>
+              <w:jc w:val="center"/>
+            </w:pPr>
+            <w:r/>
+            <w:r>
+              <w:rPr>
+                <w:rFonts w:ascii="Microsoft YaHei" w:hAnsi="Microsoft YaHei" w:eastAsia="Microsoft YaHei"/>
+                <w:b/>
+                <w:color w:val="FFFFFF"/>
+                <w:sz w:val="22"/>
+              </w:rPr>
+              <w:t>阶段</w:t>
+            </w:r>
+          </w:p>
+        </w:tc>
+        <w:tc>
+          <w:tcPr>
+            <w:tcW w:type="dxa" w:w="1247"/>
+            <w:shd w:val="clear" w:color="auto" w:fill="0B2545"/>
+          </w:tcPr>
+          <w:p>
+            <w:pPr>
+              <w:jc w:val="center"/>
+            </w:pPr>
+            <w:r/>
+            <w:r>
+              <w:rPr>
+                <w:rFonts w:ascii="Microsoft YaHei" w:hAnsi="Microsoft YaHei" w:eastAsia="Microsoft YaHei"/>
+                <w:b/>
+                <w:color w:val="FFFFFF"/>
+                <w:sz w:val="22"/>
+              </w:rPr>
+              <w:t>周期</w:t>
+            </w:r>
+          </w:p>
+        </w:tc>
+        <w:tc>
+          <w:tcPr>
+            <w:tcW w:type="dxa" w:w="6690"/>
+            <w:shd w:val="clear" w:color="auto" w:fill="0B2545"/>
+          </w:tcPr>
+          <w:p>
+            <w:pPr>
+              <w:jc w:val="center"/>
+            </w:pPr>
+            <w:r/>
+            <w:r>
+              <w:rPr>
+                <w:rFonts w:ascii="Microsoft YaHei" w:hAnsi="Microsoft YaHei" w:eastAsia="Microsoft YaHei"/>
+                <w:b/>
+                <w:color w:val="FFFFFF"/>
+                <w:sz w:val="22"/>
+              </w:rPr>
+              <w:t>交付里程碑</w:t>
+            </w:r>
+          </w:p>
+        </w:tc>
+      </w:tr>
+      <w:tr>
+        <w:tc>
+          <w:tcPr>
+            <w:tcW w:type="dxa" w:w="1247"/>
+          </w:tcPr>
+          <w:p>
+            <w:pPr>
+              <w:jc w:val="left"/>
+            </w:pPr>
+            <w:r>
+              <w:rPr>
+                <w:rFonts w:ascii="Microsoft YaHei" w:hAnsi="Microsoft YaHei" w:eastAsia="Microsoft YaHei"/>
+                <w:b/>
+                <w:color w:val="0B2545"/>
+                <w:sz w:val="21"/>
+              </w:rPr>
+            </w:r>
+            <w:r>
+              <w:rPr>
+                <w:rFonts w:ascii="Microsoft YaHei" w:hAnsi="Microsoft YaHei" w:eastAsia="Microsoft YaHei"/>
+                <w:b w:val="0"/>
+                <w:color w:val="0F172A"/>
+                <w:sz w:val="21"/>
+              </w:rPr>
+              <w:t>第一阶段</w:t>
+            </w:r>
+          </w:p>
+        </w:tc>
+        <w:tc>
+          <w:tcPr>
+            <w:tcW w:type="dxa" w:w="1247"/>
+          </w:tcPr>
+          <w:p>
+            <w:pPr>
+              <w:jc w:val="left"/>
+            </w:pPr>
+            <w:r/>
+            <w:r>
+              <w:rPr>
+                <w:rFonts w:ascii="Microsoft YaHei" w:hAnsi="Microsoft YaHei" w:eastAsia="Microsoft YaHei"/>
+                <w:b w:val="0"/>
+                <w:color w:val="0F172A"/>
+                <w:sz w:val="21"/>
+              </w:rPr>
+              <w:t>0–4 周</w:t>
+            </w:r>
+          </w:p>
+        </w:tc>
+        <w:tc>
+          <w:tcPr>
+            <w:tcW w:type="dxa" w:w="6690"/>
+          </w:tcPr>
+          <w:p>
+            <w:pPr>
+              <w:jc w:val="left"/>
+            </w:pPr>
+            <w:r/>
+            <w:r>
+              <w:rPr>
+                <w:rFonts w:ascii="Microsoft YaHei" w:hAnsi="Microsoft YaHei" w:eastAsia="Microsoft YaHei"/>
+                <w:b w:val="0"/>
+                <w:color w:val="0F172A"/>
+                <w:sz w:val="21"/>
+              </w:rPr>
+              <w:t>设备 OEE + MES 工单接入，船坞甘特与负荷热力上线，实时看板可用</w:t>
+            </w:r>
+          </w:p>
+        </w:tc>
+      </w:tr>
+      <w:tr>
+        <w:tc>
+          <w:tcPr>
+            <w:tcW w:type="dxa" w:w="1247"/>
+          </w:tcPr>
+          <w:p>
+            <w:pPr>
+              <w:jc w:val="left"/>
+            </w:pPr>
+            <w:r>
+              <w:rPr>
+                <w:rFonts w:ascii="Microsoft YaHei" w:hAnsi="Microsoft YaHei" w:eastAsia="Microsoft YaHei"/>
+                <w:b/>
+                <w:color w:val="0B2545"/>
+                <w:sz w:val="21"/>
+              </w:rPr>
+            </w:r>
+            <w:r>
+              <w:rPr>
+                <w:rFonts w:ascii="Microsoft YaHei" w:hAnsi="Microsoft YaHei" w:eastAsia="Microsoft YaHei"/>
+                <w:b w:val="0"/>
+                <w:color w:val="0F172A"/>
+                <w:sz w:val="21"/>
+              </w:rPr>
+              <w:t>第二阶段</w:t>
+            </w:r>
+          </w:p>
+        </w:tc>
+        <w:tc>
+          <w:tcPr>
+            <w:tcW w:type="dxa" w:w="1247"/>
+          </w:tcPr>
+          <w:p>
+            <w:pPr>
+              <w:jc w:val="left"/>
+            </w:pPr>
+            <w:r/>
+            <w:r>
+              <w:rPr>
+                <w:rFonts w:ascii="Microsoft YaHei" w:hAnsi="Microsoft YaHei" w:eastAsia="Microsoft YaHei"/>
+                <w:b w:val="0"/>
+                <w:color w:val="0F172A"/>
+                <w:sz w:val="21"/>
+              </w:rPr>
+              <w:t>4–8 周</w:t>
+            </w:r>
+          </w:p>
+        </w:tc>
+        <w:tc>
+          <w:tcPr>
+            <w:tcW w:type="dxa" w:w="6690"/>
+          </w:tcPr>
+          <w:p>
+            <w:pPr>
+              <w:jc w:val="left"/>
+            </w:pPr>
+            <w:r/>
+            <w:r>
+              <w:rPr>
+                <w:rFonts w:ascii="Microsoft YaHei" w:hAnsi="Microsoft YaHei" w:eastAsia="Microsoft YaHei"/>
+                <w:b w:val="0"/>
+                <w:color w:val="0F172A"/>
+                <w:sz w:val="21"/>
+              </w:rPr>
+              <w:t>物料到货 + BOM 接入，托盘齐套预警上线，决策实时化率冲刺 ≥ 40%</w:t>
+            </w:r>
+          </w:p>
+        </w:tc>
+      </w:tr>
+      <w:tr>
+        <w:tc>
+          <w:tcPr>
+            <w:tcW w:type="dxa" w:w="1247"/>
+          </w:tcPr>
+          <w:p>
+            <w:pPr>
+              <w:jc w:val="left"/>
+            </w:pPr>
+            <w:r>
+              <w:rPr>
+                <w:rFonts w:ascii="Microsoft YaHei" w:hAnsi="Microsoft YaHei" w:eastAsia="Microsoft YaHei"/>
+                <w:b/>
+                <w:color w:val="0B2545"/>
+                <w:sz w:val="21"/>
+              </w:rPr>
+            </w:r>
+            <w:r>
+              <w:rPr>
+                <w:rFonts w:ascii="Microsoft YaHei" w:hAnsi="Microsoft YaHei" w:eastAsia="Microsoft YaHei"/>
+                <w:b w:val="0"/>
+                <w:color w:val="0F172A"/>
+                <w:sz w:val="21"/>
+              </w:rPr>
+              <w:t>第三阶段</w:t>
+            </w:r>
+          </w:p>
+        </w:tc>
+        <w:tc>
+          <w:tcPr>
+            <w:tcW w:type="dxa" w:w="1247"/>
+          </w:tcPr>
+          <w:p>
+            <w:pPr>
+              <w:jc w:val="left"/>
+            </w:pPr>
+            <w:r/>
+            <w:r>
+              <w:rPr>
+                <w:rFonts w:ascii="Microsoft YaHei" w:hAnsi="Microsoft YaHei" w:eastAsia="Microsoft YaHei"/>
+                <w:b w:val="0"/>
+                <w:color w:val="0F172A"/>
+                <w:sz w:val="21"/>
+              </w:rPr>
+              <w:t>8–12 周</w:t>
+            </w:r>
+          </w:p>
+        </w:tc>
+        <w:tc>
+          <w:tcPr>
+            <w:tcW w:type="dxa" w:w="6690"/>
+          </w:tcPr>
+          <w:p>
+            <w:pPr>
+              <w:jc w:val="left"/>
+            </w:pPr>
+            <w:r/>
+            <w:r>
+              <w:rPr>
+                <w:rFonts w:ascii="Microsoft YaHei" w:hAnsi="Microsoft YaHei" w:eastAsia="Microsoft YaHei"/>
+                <w:b w:val="0"/>
+                <w:color w:val="0F172A"/>
+                <w:sz w:val="21"/>
+              </w:rPr>
+              <w:t>ECN 接入，What-if 推演与多船并行冲突消解，向稳态 85% 演进</w:t>
+            </w:r>
+          </w:p>
+        </w:tc>
+      </w:tr>
+    </w:tbl>
+    <w:p>
+      <w:pPr>
+        <w:spacing w:after="120"/>
+      </w:pPr>
+      <w:r>
+        <w:rPr>
+          <w:rFonts w:ascii="Microsoft YaHei" w:hAnsi="Microsoft YaHei" w:eastAsia="Microsoft YaHei"/>
+          <w:b w:val="0"/>
+          <w:color w:val="475569"/>
+          <w:sz w:val="21"/>
+        </w:rPr>
+        <w:t>量化目标：决策实时化率 MVP ≥ 40%（稳态 ≥ 85% 北极星）；坞期窗口利用率可量化提升；后行窝工等待下降；计划变更由「按周人工重排」转为「实时动态再平衡」。人留终审红线：排产 Agent 只出建议、不代签计划。</w:t>
+      </w:r>
+    </w:p>
+    <w:p>
+      <w:pPr>
         <w:spacing w:before="120" w:after="160"/>
         <w:pBdr>
           <w:left w:val="single" w:sz="24" w:space="6" w:color="2563EB"/>
@@ -4801,7 +5878,7 @@
                 <w:color w:val="0F172A"/>
                 <w:sz w:val="21"/>
               </w:rPr>
-              <w:t>五类排产 Agent 统一消解（见第五章）</w:t>
+              <w:t>演示租户优先排产试点（见 5.5）：坞期 / 托盘 / 多船并行三场景</w:t>
             </w:r>
           </w:p>
         </w:tc>
@@ -5539,7 +6616,7 @@
           <w:color w:val="475569"/>
           <w:sz w:val="21"/>
         </w:rPr>
-        <w:t>排产深化可作为第二步的「高价值增量」：在设备与质量数据打通后，顺势接入 MES 工单与物料到货，即可点亮五类排产 Agent 与决策看板（详见第五章）。</w:t>
+        <w:t>排产深化已具备落地条件：演示租户 7 台关键设备已点亮进 UNS，可直接叠加排产决策脑，按 5.5 节「三场景 / 五数据源 / 三阶段」蓝图推进 —— 坞期压缩、托盘齐套、多船并行三场景在 12 周内跑通，决策实时化率随之从 40% 向 85% 演进。</w:t>
       </w:r>
     </w:p>
     <w:p>
